--- a/ele224l_on_calisma/out/EN_Experiment2_Preliminary_Report.docx
+++ b/ele224l_on_calisma/out/EN_Experiment2_Preliminary_Report.docx
@@ -2744,7 +2744,7 @@
           <w:b w:val="0"/>
           <w:i w:val="0"/>
         </w:rPr>
-        <w:t>Table 2.2.1</w:t>
+        <w:t>Table 2.2.3</w:t>
       </w:r>
       <w:r>
         <w:rPr>
@@ -3187,6 +3187,188 @@
       </w:r>
     </w:p>
     <w:p>
+      <w:r>
+        <w:rPr>
+          <w:rFonts w:ascii="Times New Roman" w:hAnsi="Times New Roman" w:cs="Times New Roman" w:eastAsia="Times New Roman"/>
+          <w:b w:val="0"/>
+          <w:i w:val="0"/>
+        </w:rPr>
+        <w:t xml:space="preserve">The simulation was repeated in LTspice; the waveform window with the cursors is shown in </w:t>
+      </w:r>
+      <w:r>
+        <w:rPr>
+          <w:rFonts w:ascii="Times New Roman" w:hAnsi="Times New Roman" w:cs="Times New Roman" w:eastAsia="Times New Roman"/>
+          <w:b w:val="0"/>
+          <w:i w:val="0"/>
+        </w:rPr>
+        <w:t>Figure 2.2.6</w:t>
+      </w:r>
+      <w:r>
+        <w:rPr>
+          <w:rFonts w:ascii="Times New Roman" w:hAnsi="Times New Roman" w:cs="Times New Roman" w:eastAsia="Times New Roman"/>
+          <w:b w:val="0"/>
+          <w:i w:val="0"/>
+        </w:rPr>
+        <w:t xml:space="preserve">, and the cursor readings are compared with the ngspice values at the same x in </w:t>
+      </w:r>
+      <w:r>
+        <w:rPr>
+          <w:rFonts w:ascii="Times New Roman" w:hAnsi="Times New Roman" w:cs="Times New Roman" w:eastAsia="Times New Roman"/>
+          <w:b w:val="0"/>
+          <w:i w:val="0"/>
+        </w:rPr>
+        <w:t>Table 2.2.1</w:t>
+      </w:r>
+      <w:r>
+        <w:rPr>
+          <w:rFonts w:ascii="Times New Roman" w:hAnsi="Times New Roman" w:cs="Times New Roman" w:eastAsia="Times New Roman"/>
+          <w:b w:val="0"/>
+          <w:i w:val="0"/>
+        </w:rPr>
+        <w:t>. The agreement shows that the result does not depend on the simulator.</w:t>
+      </w:r>
+    </w:p>
+    <w:p>
+      <w:pPr>
+        <w:keepNext/>
+        <w:spacing w:line="240" w:lineRule="auto"/>
+        <w:jc w:val="center"/>
+      </w:pPr>
+      <w:r>
+        <w:drawing>
+          <wp:inline xmlns:a="http://schemas.openxmlformats.org/drawingml/2006/main" xmlns:pic="http://schemas.openxmlformats.org/drawingml/2006/picture">
+            <wp:extent cx="5580000" cy="3487500"/>
+            <wp:docPr id="6" name="Picture 6"/>
+            <wp:cNvGraphicFramePr>
+              <a:graphicFrameLocks noChangeAspect="1"/>
+            </wp:cNvGraphicFramePr>
+            <a:graphic>
+              <a:graphicData uri="http://schemas.openxmlformats.org/drawingml/2006/picture">
+                <pic:pic>
+                  <pic:nvPicPr>
+                    <pic:cNvPr id="0" name="lt_e2_inv_tran.png"/>
+                    <pic:cNvPicPr/>
+                  </pic:nvPicPr>
+                  <pic:blipFill>
+                    <a:blip r:embed="rId15"/>
+                    <a:stretch>
+                      <a:fillRect/>
+                    </a:stretch>
+                  </pic:blipFill>
+                  <pic:spPr>
+                    <a:xfrm>
+                      <a:off x="0" y="0"/>
+                      <a:ext cx="5580000" cy="3487500"/>
+                    </a:xfrm>
+                    <a:prstGeom prst="rect"/>
+                  </pic:spPr>
+                </pic:pic>
+              </a:graphicData>
+            </a:graphic>
+          </wp:inline>
+        </w:drawing>
+      </w:r>
+    </w:p>
+    <w:p>
+      <w:pPr>
+        <w:spacing w:line="240" w:lineRule="auto" w:after="240"/>
+        <w:jc w:val="center"/>
+      </w:pPr>
+      <w:r>
+        <w:rPr>
+          <w:rFonts w:ascii="Times New Roman" w:hAnsi="Times New Roman" w:cs="Times New Roman" w:eastAsia="Times New Roman"/>
+          <w:b w:val="0"/>
+          <w:i w:val="0"/>
+          <w:sz w:val="20"/>
+        </w:rPr>
+        <w:t>Figure 2.2.6  LTspice transient response of the CMOS inverter (</w:t>
+      </w:r>
+      <m:oMath>
+        <m:sSub>
+          <m:e>
+            <m:r>
+              <m:t>V</m:t>
+            </m:r>
+          </m:e>
+          <m:sub>
+            <m:r>
+              <m:t>i</m:t>
+            </m:r>
+            <m:r>
+              <m:t>n</m:t>
+            </m:r>
+          </m:sub>
+        </m:sSub>
+      </m:oMath>
+      <w:r>
+        <w:rPr>
+          <w:rFonts w:ascii="Times New Roman" w:hAnsi="Times New Roman" w:cs="Times New Roman" w:eastAsia="Times New Roman"/>
+          <w:b w:val="0"/>
+          <w:i w:val="0"/>
+          <w:sz w:val="20"/>
+        </w:rPr>
+        <w:t xml:space="preserve">: green, </w:t>
+      </w:r>
+      <m:oMath>
+        <m:sSub>
+          <m:e>
+            <m:r>
+              <m:t>V</m:t>
+            </m:r>
+          </m:e>
+          <m:sub>
+            <m:r>
+              <m:t>o</m:t>
+            </m:r>
+            <m:r>
+              <m:t>u</m:t>
+            </m:r>
+            <m:r>
+              <m:t>t</m:t>
+            </m:r>
+          </m:sub>
+        </m:sSub>
+      </m:oMath>
+      <w:r>
+        <w:rPr>
+          <w:rFonts w:ascii="Times New Roman" w:hAnsi="Times New Roman" w:cs="Times New Roman" w:eastAsia="Times New Roman"/>
+          <w:b w:val="0"/>
+          <w:i w:val="0"/>
+          <w:sz w:val="20"/>
+        </w:rPr>
+        <w:t xml:space="preserve">: blue); the cursors read </w:t>
+      </w:r>
+      <m:oMath>
+        <m:sSub>
+          <m:e>
+            <m:r>
+              <m:t>V</m:t>
+            </m:r>
+          </m:e>
+          <m:sub>
+            <m:r>
+              <m:t>o</m:t>
+            </m:r>
+            <m:r>
+              <m:t>u</m:t>
+            </m:r>
+            <m:r>
+              <m:t>t</m:t>
+            </m:r>
+          </m:sub>
+        </m:sSub>
+      </m:oMath>
+      <w:r>
+        <w:rPr>
+          <w:rFonts w:ascii="Times New Roman" w:hAnsi="Times New Roman" w:cs="Times New Roman" w:eastAsia="Times New Roman"/>
+          <w:b w:val="0"/>
+          <w:i w:val="0"/>
+          <w:sz w:val="20"/>
+        </w:rPr>
+        <w:t xml:space="preserve"> (device serial number: TOBB-7K3Q-0421)</w:t>
+      </w:r>
+    </w:p>
+    <w:p>
       <w:pPr>
         <w:keepNext/>
         <w:spacing w:line="240" w:lineRule="auto" w:after="80"/>
@@ -3199,7 +3381,1364 @@
           <w:i w:val="0"/>
           <w:sz w:val="20"/>
         </w:rPr>
-        <w:t>Table 2.2.1  Cursor coordinates read from the simulation figures</w:t>
+        <w:t xml:space="preserve">Table 2.2.1  Cursor coordinates read in </w:t>
+      </w:r>
+      <w:r>
+        <w:rPr>
+          <w:rFonts w:ascii="Times New Roman" w:hAnsi="Times New Roman" w:cs="Times New Roman" w:eastAsia="Times New Roman"/>
+          <w:b w:val="0"/>
+          <w:i w:val="0"/>
+          <w:sz w:val="20"/>
+        </w:rPr>
+        <w:t>Figure 2.2.6</w:t>
+      </w:r>
+      <w:r>
+        <w:rPr>
+          <w:rFonts w:ascii="Times New Roman" w:hAnsi="Times New Roman" w:cs="Times New Roman" w:eastAsia="Times New Roman"/>
+          <w:b w:val="0"/>
+          <w:i w:val="0"/>
+          <w:sz w:val="20"/>
+        </w:rPr>
+        <w:t xml:space="preserve"> and the ngspice values at the same x</w:t>
+      </w:r>
+    </w:p>
+    <w:tbl>
+      <w:tblPr>
+        <w:tblW w:type="auto" w:w="0"/>
+        <w:jc w:val="center"/>
+        <w:tblLayout w:type="fixed"/>
+        <w:tblLook w:firstColumn="1" w:firstRow="1" w:lastColumn="0" w:lastRow="0" w:noHBand="0" w:noVBand="1" w:val="04A0"/>
+      </w:tblPr>
+      <w:tblGrid>
+        <w:gridCol w:w="794"/>
+        <w:gridCol w:w="1928"/>
+        <w:gridCol w:w="1247"/>
+        <w:gridCol w:w="1701"/>
+        <w:gridCol w:w="1701"/>
+        <w:gridCol w:w="1474"/>
+      </w:tblGrid>
+      <w:tr>
+        <w:trPr>
+          <w:tblHeader/>
+          <w:cantSplit/>
+        </w:trPr>
+        <w:tc>
+          <w:tcPr>
+            <w:tcW w:type="dxa" w:w="794"/>
+            <w:tcBorders>
+              <w:top w:val="single" w:sz="4" w:space="0" w:color="000000"/>
+              <w:left w:val="single" w:sz="4" w:space="0" w:color="000000"/>
+              <w:bottom w:val="single" w:sz="4" w:space="0" w:color="000000"/>
+              <w:right w:val="single" w:sz="4" w:space="0" w:color="000000"/>
+            </w:tcBorders>
+            <w:shd w:val="clear" w:color="auto" w:fill="D9D9D9"/>
+          </w:tcPr>
+          <w:p>
+            <w:pPr>
+              <w:keepNext/>
+              <w:spacing w:line="240" w:lineRule="auto" w:after="20"/>
+              <w:jc w:val="left"/>
+            </w:pPr>
+            <w:r>
+              <w:rPr>
+                <w:rFonts w:ascii="Times New Roman" w:hAnsi="Times New Roman" w:cs="Times New Roman" w:eastAsia="Times New Roman"/>
+                <w:b/>
+                <w:i w:val="0"/>
+                <w:sz w:val="17"/>
+              </w:rPr>
+              <w:t>Cursor</w:t>
+            </w:r>
+          </w:p>
+        </w:tc>
+        <w:tc>
+          <w:tcPr>
+            <w:tcW w:type="dxa" w:w="1928"/>
+            <w:tcBorders>
+              <w:top w:val="single" w:sz="4" w:space="0" w:color="000000"/>
+              <w:left w:val="single" w:sz="4" w:space="0" w:color="000000"/>
+              <w:bottom w:val="single" w:sz="4" w:space="0" w:color="000000"/>
+              <w:right w:val="single" w:sz="4" w:space="0" w:color="000000"/>
+            </w:tcBorders>
+            <w:shd w:val="clear" w:color="auto" w:fill="D9D9D9"/>
+          </w:tcPr>
+          <w:p>
+            <w:pPr>
+              <w:keepNext/>
+              <w:spacing w:line="240" w:lineRule="auto" w:after="20"/>
+              <w:jc w:val="center"/>
+            </w:pPr>
+            <w:r>
+              <w:rPr>
+                <w:rFonts w:ascii="Times New Roman" w:hAnsi="Times New Roman" w:cs="Times New Roman" w:eastAsia="Times New Roman"/>
+                <w:b/>
+                <w:i w:val="0"/>
+                <w:sz w:val="17"/>
+              </w:rPr>
+              <w:t>x coordinate</w:t>
+            </w:r>
+          </w:p>
+        </w:tc>
+        <w:tc>
+          <w:tcPr>
+            <w:tcW w:type="dxa" w:w="1247"/>
+            <w:tcBorders>
+              <w:top w:val="single" w:sz="4" w:space="0" w:color="000000"/>
+              <w:left w:val="single" w:sz="4" w:space="0" w:color="000000"/>
+              <w:bottom w:val="single" w:sz="4" w:space="0" w:color="000000"/>
+              <w:right w:val="single" w:sz="4" w:space="0" w:color="000000"/>
+            </w:tcBorders>
+            <w:shd w:val="clear" w:color="auto" w:fill="D9D9D9"/>
+          </w:tcPr>
+          <w:p>
+            <w:pPr>
+              <w:keepNext/>
+              <w:spacing w:line="240" w:lineRule="auto" w:after="20"/>
+              <w:jc w:val="center"/>
+            </w:pPr>
+            <w:r>
+              <w:rPr>
+                <w:rFonts w:ascii="Times New Roman" w:hAnsi="Times New Roman" w:cs="Times New Roman" w:eastAsia="Times New Roman"/>
+                <w:b/>
+                <w:i w:val="0"/>
+                <w:sz w:val="17"/>
+              </w:rPr>
+              <w:t>Quantity</w:t>
+            </w:r>
+          </w:p>
+        </w:tc>
+        <w:tc>
+          <w:tcPr>
+            <w:tcW w:type="dxa" w:w="1701"/>
+            <w:tcBorders>
+              <w:top w:val="single" w:sz="4" w:space="0" w:color="000000"/>
+              <w:left w:val="single" w:sz="4" w:space="0" w:color="000000"/>
+              <w:bottom w:val="single" w:sz="4" w:space="0" w:color="000000"/>
+              <w:right w:val="single" w:sz="4" w:space="0" w:color="000000"/>
+            </w:tcBorders>
+            <w:shd w:val="clear" w:color="auto" w:fill="D9D9D9"/>
+          </w:tcPr>
+          <w:p>
+            <w:pPr>
+              <w:keepNext/>
+              <w:spacing w:line="240" w:lineRule="auto" w:after="20"/>
+              <w:jc w:val="center"/>
+            </w:pPr>
+            <w:r>
+              <w:rPr>
+                <w:rFonts w:ascii="Times New Roman" w:hAnsi="Times New Roman" w:cs="Times New Roman" w:eastAsia="Times New Roman"/>
+                <w:b/>
+                <w:i w:val="0"/>
+                <w:sz w:val="17"/>
+              </w:rPr>
+              <w:t>LTspice</w:t>
+            </w:r>
+          </w:p>
+        </w:tc>
+        <w:tc>
+          <w:tcPr>
+            <w:tcW w:type="dxa" w:w="1701"/>
+            <w:tcBorders>
+              <w:top w:val="single" w:sz="4" w:space="0" w:color="000000"/>
+              <w:left w:val="single" w:sz="4" w:space="0" w:color="000000"/>
+              <w:bottom w:val="single" w:sz="4" w:space="0" w:color="000000"/>
+              <w:right w:val="single" w:sz="4" w:space="0" w:color="000000"/>
+            </w:tcBorders>
+            <w:shd w:val="clear" w:color="auto" w:fill="D9D9D9"/>
+          </w:tcPr>
+          <w:p>
+            <w:pPr>
+              <w:keepNext/>
+              <w:spacing w:line="240" w:lineRule="auto" w:after="20"/>
+              <w:jc w:val="center"/>
+            </w:pPr>
+            <w:r>
+              <w:rPr>
+                <w:rFonts w:ascii="Times New Roman" w:hAnsi="Times New Roman" w:cs="Times New Roman" w:eastAsia="Times New Roman"/>
+                <w:b/>
+                <w:i w:val="0"/>
+                <w:sz w:val="17"/>
+              </w:rPr>
+              <w:t>ngspice</w:t>
+            </w:r>
+          </w:p>
+        </w:tc>
+        <w:tc>
+          <w:tcPr>
+            <w:tcW w:type="dxa" w:w="1474"/>
+            <w:tcBorders>
+              <w:top w:val="single" w:sz="4" w:space="0" w:color="000000"/>
+              <w:left w:val="single" w:sz="4" w:space="0" w:color="000000"/>
+              <w:bottom w:val="single" w:sz="4" w:space="0" w:color="000000"/>
+              <w:right w:val="single" w:sz="4" w:space="0" w:color="000000"/>
+            </w:tcBorders>
+            <w:shd w:val="clear" w:color="auto" w:fill="D9D9D9"/>
+          </w:tcPr>
+          <w:p>
+            <w:pPr>
+              <w:keepNext/>
+              <w:spacing w:line="240" w:lineRule="auto" w:after="20"/>
+              <w:jc w:val="center"/>
+            </w:pPr>
+            <w:r>
+              <w:rPr>
+                <w:rFonts w:ascii="Times New Roman" w:hAnsi="Times New Roman" w:cs="Times New Roman" w:eastAsia="Times New Roman"/>
+                <w:b/>
+                <w:i w:val="0"/>
+                <w:sz w:val="17"/>
+              </w:rPr>
+              <w:t>Difference</w:t>
+            </w:r>
+          </w:p>
+        </w:tc>
+      </w:tr>
+      <w:tr>
+        <w:trPr>
+          <w:cantSplit/>
+        </w:trPr>
+        <w:tc>
+          <w:tcPr>
+            <w:tcW w:type="dxa" w:w="794"/>
+            <w:tcBorders>
+              <w:top w:val="single" w:sz="4" w:space="0" w:color="000000"/>
+              <w:left w:val="single" w:sz="4" w:space="0" w:color="000000"/>
+              <w:bottom w:val="single" w:sz="4" w:space="0" w:color="000000"/>
+              <w:right w:val="single" w:sz="4" w:space="0" w:color="000000"/>
+            </w:tcBorders>
+          </w:tcPr>
+          <w:p>
+            <w:pPr>
+              <w:keepNext/>
+              <w:spacing w:line="240" w:lineRule="auto" w:after="20"/>
+              <w:jc w:val="left"/>
+            </w:pPr>
+            <w:r>
+              <w:rPr>
+                <w:rFonts w:ascii="Times New Roman" w:hAnsi="Times New Roman" w:cs="Times New Roman" w:eastAsia="Times New Roman"/>
+                <w:b w:val="0"/>
+                <w:i w:val="0"/>
+                <w:sz w:val="17"/>
+              </w:rPr>
+              <w:t>1</w:t>
+            </w:r>
+          </w:p>
+        </w:tc>
+        <w:tc>
+          <w:tcPr>
+            <w:tcW w:type="dxa" w:w="1928"/>
+            <w:tcBorders>
+              <w:top w:val="single" w:sz="4" w:space="0" w:color="000000"/>
+              <w:left w:val="single" w:sz="4" w:space="0" w:color="000000"/>
+              <w:bottom w:val="single" w:sz="4" w:space="0" w:color="000000"/>
+              <w:right w:val="single" w:sz="4" w:space="0" w:color="000000"/>
+            </w:tcBorders>
+          </w:tcPr>
+          <w:p>
+            <w:pPr>
+              <w:keepNext/>
+              <w:spacing w:line="240" w:lineRule="auto" w:after="20"/>
+              <w:jc w:val="center"/>
+            </w:pPr>
+            <w:r>
+              <w:rPr>
+                <w:rFonts w:ascii="Times New Roman" w:hAnsi="Times New Roman" w:cs="Times New Roman" w:eastAsia="Times New Roman"/>
+                <w:b w:val="0"/>
+                <w:i w:val="0"/>
+                <w:sz w:val="17"/>
+              </w:rPr>
+              <w:t>t = 250.81 µs</w:t>
+            </w:r>
+          </w:p>
+        </w:tc>
+        <w:tc>
+          <w:tcPr>
+            <w:tcW w:type="dxa" w:w="1247"/>
+            <w:tcBorders>
+              <w:top w:val="single" w:sz="4" w:space="0" w:color="000000"/>
+              <w:left w:val="single" w:sz="4" w:space="0" w:color="000000"/>
+              <w:bottom w:val="single" w:sz="4" w:space="0" w:color="000000"/>
+              <w:right w:val="single" w:sz="4" w:space="0" w:color="000000"/>
+            </w:tcBorders>
+          </w:tcPr>
+          <w:p>
+            <w:pPr>
+              <w:keepNext/>
+              <w:spacing w:line="240" w:lineRule="auto" w:after="20"/>
+              <w:jc w:val="center"/>
+            </w:pPr>
+            <m:oMath>
+              <m:sSub>
+                <m:e>
+                  <m:r>
+                    <m:t>V</m:t>
+                  </m:r>
+                </m:e>
+                <m:sub>
+                  <m:r>
+                    <m:t>o</m:t>
+                  </m:r>
+                  <m:r>
+                    <m:t>u</m:t>
+                  </m:r>
+                  <m:r>
+                    <m:t>t</m:t>
+                  </m:r>
+                </m:sub>
+              </m:sSub>
+            </m:oMath>
+          </w:p>
+        </w:tc>
+        <w:tc>
+          <w:tcPr>
+            <w:tcW w:type="dxa" w:w="1701"/>
+            <w:tcBorders>
+              <w:top w:val="single" w:sz="4" w:space="0" w:color="000000"/>
+              <w:left w:val="single" w:sz="4" w:space="0" w:color="000000"/>
+              <w:bottom w:val="single" w:sz="4" w:space="0" w:color="000000"/>
+              <w:right w:val="single" w:sz="4" w:space="0" w:color="000000"/>
+            </w:tcBorders>
+          </w:tcPr>
+          <w:p>
+            <w:pPr>
+              <w:keepNext/>
+              <w:spacing w:line="240" w:lineRule="auto" w:after="20"/>
+              <w:jc w:val="center"/>
+            </w:pPr>
+            <w:r>
+              <w:rPr>
+                <w:rFonts w:ascii="Times New Roman" w:hAnsi="Times New Roman" w:cs="Times New Roman" w:eastAsia="Times New Roman"/>
+                <w:b w:val="0"/>
+                <w:i w:val="0"/>
+                <w:sz w:val="17"/>
+              </w:rPr>
+              <w:t>1.0181e−07 V</w:t>
+            </w:r>
+          </w:p>
+        </w:tc>
+        <w:tc>
+          <w:tcPr>
+            <w:tcW w:type="dxa" w:w="1701"/>
+            <w:tcBorders>
+              <w:top w:val="single" w:sz="4" w:space="0" w:color="000000"/>
+              <w:left w:val="single" w:sz="4" w:space="0" w:color="000000"/>
+              <w:bottom w:val="single" w:sz="4" w:space="0" w:color="000000"/>
+              <w:right w:val="single" w:sz="4" w:space="0" w:color="000000"/>
+            </w:tcBorders>
+          </w:tcPr>
+          <w:p>
+            <w:pPr>
+              <w:keepNext/>
+              <w:spacing w:line="240" w:lineRule="auto" w:after="20"/>
+              <w:jc w:val="center"/>
+            </w:pPr>
+            <w:r>
+              <w:rPr>
+                <w:rFonts w:ascii="Times New Roman" w:hAnsi="Times New Roman" w:cs="Times New Roman" w:eastAsia="Times New Roman"/>
+                <w:b w:val="0"/>
+                <w:i w:val="0"/>
+                <w:sz w:val="17"/>
+              </w:rPr>
+              <w:t>1.0178e−07 V</w:t>
+            </w:r>
+          </w:p>
+        </w:tc>
+        <w:tc>
+          <w:tcPr>
+            <w:tcW w:type="dxa" w:w="1474"/>
+            <w:tcBorders>
+              <w:top w:val="single" w:sz="4" w:space="0" w:color="000000"/>
+              <w:left w:val="single" w:sz="4" w:space="0" w:color="000000"/>
+              <w:bottom w:val="single" w:sz="4" w:space="0" w:color="000000"/>
+              <w:right w:val="single" w:sz="4" w:space="0" w:color="000000"/>
+            </w:tcBorders>
+          </w:tcPr>
+          <w:p>
+            <w:pPr>
+              <w:keepNext/>
+              <w:spacing w:line="240" w:lineRule="auto" w:after="20"/>
+              <w:jc w:val="center"/>
+            </w:pPr>
+            <w:r>
+              <w:rPr>
+                <w:rFonts w:ascii="Times New Roman" w:hAnsi="Times New Roman" w:cs="Times New Roman" w:eastAsia="Times New Roman"/>
+                <w:b w:val="0"/>
+                <w:i w:val="0"/>
+                <w:sz w:val="17"/>
+              </w:rPr>
+              <w:t>+0.000 V</w:t>
+            </w:r>
+          </w:p>
+        </w:tc>
+      </w:tr>
+      <w:tr>
+        <w:trPr>
+          <w:cantSplit/>
+        </w:trPr>
+        <w:tc>
+          <w:tcPr>
+            <w:tcW w:type="dxa" w:w="794"/>
+            <w:tcBorders>
+              <w:top w:val="single" w:sz="4" w:space="0" w:color="000000"/>
+              <w:left w:val="single" w:sz="4" w:space="0" w:color="000000"/>
+              <w:bottom w:val="single" w:sz="4" w:space="0" w:color="000000"/>
+              <w:right w:val="single" w:sz="4" w:space="0" w:color="000000"/>
+            </w:tcBorders>
+          </w:tcPr>
+          <w:p>
+            <w:pPr>
+              <w:keepNext w:val="0"/>
+              <w:spacing w:line="240" w:lineRule="auto" w:after="20"/>
+              <w:jc w:val="left"/>
+            </w:pPr>
+            <w:r>
+              <w:rPr>
+                <w:rFonts w:ascii="Times New Roman" w:hAnsi="Times New Roman" w:cs="Times New Roman" w:eastAsia="Times New Roman"/>
+                <w:b w:val="0"/>
+                <w:i w:val="0"/>
+                <w:sz w:val="17"/>
+              </w:rPr>
+              <w:t>2</w:t>
+            </w:r>
+          </w:p>
+        </w:tc>
+        <w:tc>
+          <w:tcPr>
+            <w:tcW w:type="dxa" w:w="1928"/>
+            <w:tcBorders>
+              <w:top w:val="single" w:sz="4" w:space="0" w:color="000000"/>
+              <w:left w:val="single" w:sz="4" w:space="0" w:color="000000"/>
+              <w:bottom w:val="single" w:sz="4" w:space="0" w:color="000000"/>
+              <w:right w:val="single" w:sz="4" w:space="0" w:color="000000"/>
+            </w:tcBorders>
+          </w:tcPr>
+          <w:p>
+            <w:pPr>
+              <w:keepNext w:val="0"/>
+              <w:spacing w:line="240" w:lineRule="auto" w:after="20"/>
+              <w:jc w:val="center"/>
+            </w:pPr>
+            <w:r>
+              <w:rPr>
+                <w:rFonts w:ascii="Times New Roman" w:hAnsi="Times New Roman" w:cs="Times New Roman" w:eastAsia="Times New Roman"/>
+                <w:b w:val="0"/>
+                <w:i w:val="0"/>
+                <w:sz w:val="17"/>
+              </w:rPr>
+              <w:t>t = 750.49 µs</w:t>
+            </w:r>
+          </w:p>
+        </w:tc>
+        <w:tc>
+          <w:tcPr>
+            <w:tcW w:type="dxa" w:w="1247"/>
+            <w:tcBorders>
+              <w:top w:val="single" w:sz="4" w:space="0" w:color="000000"/>
+              <w:left w:val="single" w:sz="4" w:space="0" w:color="000000"/>
+              <w:bottom w:val="single" w:sz="4" w:space="0" w:color="000000"/>
+              <w:right w:val="single" w:sz="4" w:space="0" w:color="000000"/>
+            </w:tcBorders>
+          </w:tcPr>
+          <w:p>
+            <w:pPr>
+              <w:keepNext w:val="0"/>
+              <w:spacing w:line="240" w:lineRule="auto" w:after="20"/>
+              <w:jc w:val="center"/>
+            </w:pPr>
+            <m:oMath>
+              <m:sSub>
+                <m:e>
+                  <m:r>
+                    <m:t>V</m:t>
+                  </m:r>
+                </m:e>
+                <m:sub>
+                  <m:r>
+                    <m:t>o</m:t>
+                  </m:r>
+                  <m:r>
+                    <m:t>u</m:t>
+                  </m:r>
+                  <m:r>
+                    <m:t>t</m:t>
+                  </m:r>
+                </m:sub>
+              </m:sSub>
+            </m:oMath>
+          </w:p>
+        </w:tc>
+        <w:tc>
+          <w:tcPr>
+            <w:tcW w:type="dxa" w:w="1701"/>
+            <w:tcBorders>
+              <w:top w:val="single" w:sz="4" w:space="0" w:color="000000"/>
+              <w:left w:val="single" w:sz="4" w:space="0" w:color="000000"/>
+              <w:bottom w:val="single" w:sz="4" w:space="0" w:color="000000"/>
+              <w:right w:val="single" w:sz="4" w:space="0" w:color="000000"/>
+            </w:tcBorders>
+          </w:tcPr>
+          <w:p>
+            <w:pPr>
+              <w:keepNext w:val="0"/>
+              <w:spacing w:line="240" w:lineRule="auto" w:after="20"/>
+              <w:jc w:val="center"/>
+            </w:pPr>
+            <w:r>
+              <w:rPr>
+                <w:rFonts w:ascii="Times New Roman" w:hAnsi="Times New Roman" w:cs="Times New Roman" w:eastAsia="Times New Roman"/>
+                <w:b w:val="0"/>
+                <w:i w:val="0"/>
+                <w:sz w:val="17"/>
+              </w:rPr>
+              <w:t>5.9999 V</w:t>
+            </w:r>
+          </w:p>
+        </w:tc>
+        <w:tc>
+          <w:tcPr>
+            <w:tcW w:type="dxa" w:w="1701"/>
+            <w:tcBorders>
+              <w:top w:val="single" w:sz="4" w:space="0" w:color="000000"/>
+              <w:left w:val="single" w:sz="4" w:space="0" w:color="000000"/>
+              <w:bottom w:val="single" w:sz="4" w:space="0" w:color="000000"/>
+              <w:right w:val="single" w:sz="4" w:space="0" w:color="000000"/>
+            </w:tcBorders>
+          </w:tcPr>
+          <w:p>
+            <w:pPr>
+              <w:keepNext w:val="0"/>
+              <w:spacing w:line="240" w:lineRule="auto" w:after="20"/>
+              <w:jc w:val="center"/>
+            </w:pPr>
+            <w:r>
+              <w:rPr>
+                <w:rFonts w:ascii="Times New Roman" w:hAnsi="Times New Roman" w:cs="Times New Roman" w:eastAsia="Times New Roman"/>
+                <w:b w:val="0"/>
+                <w:i w:val="0"/>
+                <w:sz w:val="17"/>
+              </w:rPr>
+              <w:t>6 V</w:t>
+            </w:r>
+          </w:p>
+        </w:tc>
+        <w:tc>
+          <w:tcPr>
+            <w:tcW w:type="dxa" w:w="1474"/>
+            <w:tcBorders>
+              <w:top w:val="single" w:sz="4" w:space="0" w:color="000000"/>
+              <w:left w:val="single" w:sz="4" w:space="0" w:color="000000"/>
+              <w:bottom w:val="single" w:sz="4" w:space="0" w:color="000000"/>
+              <w:right w:val="single" w:sz="4" w:space="0" w:color="000000"/>
+            </w:tcBorders>
+          </w:tcPr>
+          <w:p>
+            <w:pPr>
+              <w:keepNext w:val="0"/>
+              <w:spacing w:line="240" w:lineRule="auto" w:after="20"/>
+              <w:jc w:val="center"/>
+            </w:pPr>
+            <w:r>
+              <w:rPr>
+                <w:rFonts w:ascii="Times New Roman" w:hAnsi="Times New Roman" w:cs="Times New Roman" w:eastAsia="Times New Roman"/>
+                <w:b w:val="0"/>
+                <w:i w:val="0"/>
+                <w:sz w:val="17"/>
+              </w:rPr>
+              <w:t>-0.001%</w:t>
+            </w:r>
+          </w:p>
+        </w:tc>
+      </w:tr>
+    </w:tbl>
+    <w:p>
+      <w:pPr>
+        <w:spacing w:after="120"/>
+      </w:pPr>
+    </w:p>
+    <w:p>
+      <w:r>
+        <w:rPr>
+          <w:rFonts w:ascii="Times New Roman" w:hAnsi="Times New Roman" w:cs="Times New Roman" w:eastAsia="Times New Roman"/>
+          <w:b w:val="0"/>
+          <w:i w:val="0"/>
+        </w:rPr>
+        <w:t xml:space="preserve">The LTspice result for this case is shown in </w:t>
+      </w:r>
+      <w:r>
+        <w:rPr>
+          <w:rFonts w:ascii="Times New Roman" w:hAnsi="Times New Roman" w:cs="Times New Roman" w:eastAsia="Times New Roman"/>
+          <w:b w:val="0"/>
+          <w:i w:val="0"/>
+        </w:rPr>
+        <w:t>Figure 2.2.7</w:t>
+      </w:r>
+      <w:r>
+        <w:rPr>
+          <w:rFonts w:ascii="Times New Roman" w:hAnsi="Times New Roman" w:cs="Times New Roman" w:eastAsia="Times New Roman"/>
+          <w:b w:val="0"/>
+          <w:i w:val="0"/>
+        </w:rPr>
+        <w:t xml:space="preserve"> and the cursor comparison is given in </w:t>
+      </w:r>
+      <w:r>
+        <w:rPr>
+          <w:rFonts w:ascii="Times New Roman" w:hAnsi="Times New Roman" w:cs="Times New Roman" w:eastAsia="Times New Roman"/>
+          <w:b w:val="0"/>
+          <w:i w:val="0"/>
+        </w:rPr>
+        <w:t>Table 2.2.2</w:t>
+      </w:r>
+      <w:r>
+        <w:rPr>
+          <w:rFonts w:ascii="Times New Roman" w:hAnsi="Times New Roman" w:cs="Times New Roman" w:eastAsia="Times New Roman"/>
+          <w:b w:val="0"/>
+          <w:i w:val="0"/>
+        </w:rPr>
+        <w:t>.</w:t>
+      </w:r>
+    </w:p>
+    <w:p>
+      <w:pPr>
+        <w:keepNext/>
+        <w:spacing w:line="240" w:lineRule="auto"/>
+        <w:jc w:val="center"/>
+      </w:pPr>
+      <w:r>
+        <w:drawing>
+          <wp:inline xmlns:a="http://schemas.openxmlformats.org/drawingml/2006/main" xmlns:pic="http://schemas.openxmlformats.org/drawingml/2006/picture">
+            <wp:extent cx="5580000" cy="3487500"/>
+            <wp:docPr id="7" name="Picture 7"/>
+            <wp:cNvGraphicFramePr>
+              <a:graphicFrameLocks noChangeAspect="1"/>
+            </wp:cNvGraphicFramePr>
+            <a:graphic>
+              <a:graphicData uri="http://schemas.openxmlformats.org/drawingml/2006/picture">
+                <pic:pic>
+                  <pic:nvPicPr>
+                    <pic:cNvPr id="0" name="lt_e2_inv_dc.png"/>
+                    <pic:cNvPicPr/>
+                  </pic:nvPicPr>
+                  <pic:blipFill>
+                    <a:blip r:embed="rId16"/>
+                    <a:stretch>
+                      <a:fillRect/>
+                    </a:stretch>
+                  </pic:blipFill>
+                  <pic:spPr>
+                    <a:xfrm>
+                      <a:off x="0" y="0"/>
+                      <a:ext cx="5580000" cy="3487500"/>
+                    </a:xfrm>
+                    <a:prstGeom prst="rect"/>
+                  </pic:spPr>
+                </pic:pic>
+              </a:graphicData>
+            </a:graphic>
+          </wp:inline>
+        </w:drawing>
+      </w:r>
+    </w:p>
+    <w:p>
+      <w:pPr>
+        <w:spacing w:line="240" w:lineRule="auto" w:after="240"/>
+        <w:jc w:val="center"/>
+      </w:pPr>
+      <w:r>
+        <w:rPr>
+          <w:rFonts w:ascii="Times New Roman" w:hAnsi="Times New Roman" w:cs="Times New Roman" w:eastAsia="Times New Roman"/>
+          <w:b w:val="0"/>
+          <w:i w:val="0"/>
+          <w:sz w:val="20"/>
+        </w:rPr>
+        <w:t xml:space="preserve">Figure 2.2.7  LTspice voltage transfer characteristic of the CMOS inverter (BS170/BS250): </w:t>
+      </w:r>
+      <m:oMath>
+        <m:sSub>
+          <m:e>
+            <m:r>
+              <m:t>V</m:t>
+            </m:r>
+          </m:e>
+          <m:sub>
+            <m:r>
+              <m:t>o</m:t>
+            </m:r>
+            <m:r>
+              <m:t>u</m:t>
+            </m:r>
+            <m:r>
+              <m:t>t</m:t>
+            </m:r>
+          </m:sub>
+        </m:sSub>
+      </m:oMath>
+      <w:r>
+        <w:rPr>
+          <w:rFonts w:ascii="Times New Roman" w:hAnsi="Times New Roman" w:cs="Times New Roman" w:eastAsia="Times New Roman"/>
+          <w:b w:val="0"/>
+          <w:i w:val="0"/>
+          <w:sz w:val="20"/>
+        </w:rPr>
+        <w:t xml:space="preserve"> versus </w:t>
+      </w:r>
+      <m:oMath>
+        <m:sSub>
+          <m:e>
+            <m:r>
+              <m:t>V</m:t>
+            </m:r>
+          </m:e>
+          <m:sub>
+            <m:r>
+              <m:t>i</m:t>
+            </m:r>
+            <m:r>
+              <m:t>n</m:t>
+            </m:r>
+          </m:sub>
+        </m:sSub>
+      </m:oMath>
+      <w:r>
+        <w:rPr>
+          <w:rFonts w:ascii="Times New Roman" w:hAnsi="Times New Roman" w:cs="Times New Roman" w:eastAsia="Times New Roman"/>
+          <w:b w:val="0"/>
+          <w:i w:val="0"/>
+          <w:sz w:val="20"/>
+        </w:rPr>
+        <w:t xml:space="preserve"> (device serial number: TOBB-7K3Q-0421)</w:t>
+      </w:r>
+    </w:p>
+    <w:p>
+      <w:pPr>
+        <w:keepNext/>
+        <w:spacing w:line="240" w:lineRule="auto" w:after="80"/>
+        <w:jc w:val="center"/>
+      </w:pPr>
+      <w:r>
+        <w:rPr>
+          <w:rFonts w:ascii="Times New Roman" w:hAnsi="Times New Roman" w:cs="Times New Roman" w:eastAsia="Times New Roman"/>
+          <w:b w:val="0"/>
+          <w:i w:val="0"/>
+          <w:sz w:val="20"/>
+        </w:rPr>
+        <w:t xml:space="preserve">Table 2.2.2  Cursor coordinates read in </w:t>
+      </w:r>
+      <w:r>
+        <w:rPr>
+          <w:rFonts w:ascii="Times New Roman" w:hAnsi="Times New Roman" w:cs="Times New Roman" w:eastAsia="Times New Roman"/>
+          <w:b w:val="0"/>
+          <w:i w:val="0"/>
+          <w:sz w:val="20"/>
+        </w:rPr>
+        <w:t>Figure 2.2.7</w:t>
+      </w:r>
+      <w:r>
+        <w:rPr>
+          <w:rFonts w:ascii="Times New Roman" w:hAnsi="Times New Roman" w:cs="Times New Roman" w:eastAsia="Times New Roman"/>
+          <w:b w:val="0"/>
+          <w:i w:val="0"/>
+          <w:sz w:val="20"/>
+        </w:rPr>
+        <w:t xml:space="preserve"> and the ngspice values at the same x</w:t>
+      </w:r>
+    </w:p>
+    <w:tbl>
+      <w:tblPr>
+        <w:tblW w:type="auto" w:w="0"/>
+        <w:jc w:val="center"/>
+        <w:tblLayout w:type="fixed"/>
+        <w:tblLook w:firstColumn="1" w:firstRow="1" w:lastColumn="0" w:lastRow="0" w:noHBand="0" w:noVBand="1" w:val="04A0"/>
+      </w:tblPr>
+      <w:tblGrid>
+        <w:gridCol w:w="794"/>
+        <w:gridCol w:w="1928"/>
+        <w:gridCol w:w="1247"/>
+        <w:gridCol w:w="1701"/>
+        <w:gridCol w:w="1701"/>
+        <w:gridCol w:w="1474"/>
+      </w:tblGrid>
+      <w:tr>
+        <w:trPr>
+          <w:tblHeader/>
+          <w:cantSplit/>
+        </w:trPr>
+        <w:tc>
+          <w:tcPr>
+            <w:tcW w:type="dxa" w:w="794"/>
+            <w:tcBorders>
+              <w:top w:val="single" w:sz="4" w:space="0" w:color="000000"/>
+              <w:left w:val="single" w:sz="4" w:space="0" w:color="000000"/>
+              <w:bottom w:val="single" w:sz="4" w:space="0" w:color="000000"/>
+              <w:right w:val="single" w:sz="4" w:space="0" w:color="000000"/>
+            </w:tcBorders>
+            <w:shd w:val="clear" w:color="auto" w:fill="D9D9D9"/>
+          </w:tcPr>
+          <w:p>
+            <w:pPr>
+              <w:keepNext/>
+              <w:spacing w:line="240" w:lineRule="auto" w:after="20"/>
+              <w:jc w:val="left"/>
+            </w:pPr>
+            <w:r>
+              <w:rPr>
+                <w:rFonts w:ascii="Times New Roman" w:hAnsi="Times New Roman" w:cs="Times New Roman" w:eastAsia="Times New Roman"/>
+                <w:b/>
+                <w:i w:val="0"/>
+                <w:sz w:val="17"/>
+              </w:rPr>
+              <w:t>Cursor</w:t>
+            </w:r>
+          </w:p>
+        </w:tc>
+        <w:tc>
+          <w:tcPr>
+            <w:tcW w:type="dxa" w:w="1928"/>
+            <w:tcBorders>
+              <w:top w:val="single" w:sz="4" w:space="0" w:color="000000"/>
+              <w:left w:val="single" w:sz="4" w:space="0" w:color="000000"/>
+              <w:bottom w:val="single" w:sz="4" w:space="0" w:color="000000"/>
+              <w:right w:val="single" w:sz="4" w:space="0" w:color="000000"/>
+            </w:tcBorders>
+            <w:shd w:val="clear" w:color="auto" w:fill="D9D9D9"/>
+          </w:tcPr>
+          <w:p>
+            <w:pPr>
+              <w:keepNext/>
+              <w:spacing w:line="240" w:lineRule="auto" w:after="20"/>
+              <w:jc w:val="center"/>
+            </w:pPr>
+            <w:r>
+              <w:rPr>
+                <w:rFonts w:ascii="Times New Roman" w:hAnsi="Times New Roman" w:cs="Times New Roman" w:eastAsia="Times New Roman"/>
+                <w:b/>
+                <w:i w:val="0"/>
+                <w:sz w:val="17"/>
+              </w:rPr>
+              <w:t>x coordinate</w:t>
+            </w:r>
+          </w:p>
+        </w:tc>
+        <w:tc>
+          <w:tcPr>
+            <w:tcW w:type="dxa" w:w="1247"/>
+            <w:tcBorders>
+              <w:top w:val="single" w:sz="4" w:space="0" w:color="000000"/>
+              <w:left w:val="single" w:sz="4" w:space="0" w:color="000000"/>
+              <w:bottom w:val="single" w:sz="4" w:space="0" w:color="000000"/>
+              <w:right w:val="single" w:sz="4" w:space="0" w:color="000000"/>
+            </w:tcBorders>
+            <w:shd w:val="clear" w:color="auto" w:fill="D9D9D9"/>
+          </w:tcPr>
+          <w:p>
+            <w:pPr>
+              <w:keepNext/>
+              <w:spacing w:line="240" w:lineRule="auto" w:after="20"/>
+              <w:jc w:val="center"/>
+            </w:pPr>
+            <w:r>
+              <w:rPr>
+                <w:rFonts w:ascii="Times New Roman" w:hAnsi="Times New Roman" w:cs="Times New Roman" w:eastAsia="Times New Roman"/>
+                <w:b/>
+                <w:i w:val="0"/>
+                <w:sz w:val="17"/>
+              </w:rPr>
+              <w:t>Quantity</w:t>
+            </w:r>
+          </w:p>
+        </w:tc>
+        <w:tc>
+          <w:tcPr>
+            <w:tcW w:type="dxa" w:w="1701"/>
+            <w:tcBorders>
+              <w:top w:val="single" w:sz="4" w:space="0" w:color="000000"/>
+              <w:left w:val="single" w:sz="4" w:space="0" w:color="000000"/>
+              <w:bottom w:val="single" w:sz="4" w:space="0" w:color="000000"/>
+              <w:right w:val="single" w:sz="4" w:space="0" w:color="000000"/>
+            </w:tcBorders>
+            <w:shd w:val="clear" w:color="auto" w:fill="D9D9D9"/>
+          </w:tcPr>
+          <w:p>
+            <w:pPr>
+              <w:keepNext/>
+              <w:spacing w:line="240" w:lineRule="auto" w:after="20"/>
+              <w:jc w:val="center"/>
+            </w:pPr>
+            <w:r>
+              <w:rPr>
+                <w:rFonts w:ascii="Times New Roman" w:hAnsi="Times New Roman" w:cs="Times New Roman" w:eastAsia="Times New Roman"/>
+                <w:b/>
+                <w:i w:val="0"/>
+                <w:sz w:val="17"/>
+              </w:rPr>
+              <w:t>LTspice</w:t>
+            </w:r>
+          </w:p>
+        </w:tc>
+        <w:tc>
+          <w:tcPr>
+            <w:tcW w:type="dxa" w:w="1701"/>
+            <w:tcBorders>
+              <w:top w:val="single" w:sz="4" w:space="0" w:color="000000"/>
+              <w:left w:val="single" w:sz="4" w:space="0" w:color="000000"/>
+              <w:bottom w:val="single" w:sz="4" w:space="0" w:color="000000"/>
+              <w:right w:val="single" w:sz="4" w:space="0" w:color="000000"/>
+            </w:tcBorders>
+            <w:shd w:val="clear" w:color="auto" w:fill="D9D9D9"/>
+          </w:tcPr>
+          <w:p>
+            <w:pPr>
+              <w:keepNext/>
+              <w:spacing w:line="240" w:lineRule="auto" w:after="20"/>
+              <w:jc w:val="center"/>
+            </w:pPr>
+            <w:r>
+              <w:rPr>
+                <w:rFonts w:ascii="Times New Roman" w:hAnsi="Times New Roman" w:cs="Times New Roman" w:eastAsia="Times New Roman"/>
+                <w:b/>
+                <w:i w:val="0"/>
+                <w:sz w:val="17"/>
+              </w:rPr>
+              <w:t>ngspice</w:t>
+            </w:r>
+          </w:p>
+        </w:tc>
+        <w:tc>
+          <w:tcPr>
+            <w:tcW w:type="dxa" w:w="1474"/>
+            <w:tcBorders>
+              <w:top w:val="single" w:sz="4" w:space="0" w:color="000000"/>
+              <w:left w:val="single" w:sz="4" w:space="0" w:color="000000"/>
+              <w:bottom w:val="single" w:sz="4" w:space="0" w:color="000000"/>
+              <w:right w:val="single" w:sz="4" w:space="0" w:color="000000"/>
+            </w:tcBorders>
+            <w:shd w:val="clear" w:color="auto" w:fill="D9D9D9"/>
+          </w:tcPr>
+          <w:p>
+            <w:pPr>
+              <w:keepNext/>
+              <w:spacing w:line="240" w:lineRule="auto" w:after="20"/>
+              <w:jc w:val="center"/>
+            </w:pPr>
+            <w:r>
+              <w:rPr>
+                <w:rFonts w:ascii="Times New Roman" w:hAnsi="Times New Roman" w:cs="Times New Roman" w:eastAsia="Times New Roman"/>
+                <w:b/>
+                <w:i w:val="0"/>
+                <w:sz w:val="17"/>
+              </w:rPr>
+              <w:t>Difference</w:t>
+            </w:r>
+          </w:p>
+        </w:tc>
+      </w:tr>
+      <w:tr>
+        <w:trPr>
+          <w:cantSplit/>
+        </w:trPr>
+        <w:tc>
+          <w:tcPr>
+            <w:tcW w:type="dxa" w:w="794"/>
+            <w:tcBorders>
+              <w:top w:val="single" w:sz="4" w:space="0" w:color="000000"/>
+              <w:left w:val="single" w:sz="4" w:space="0" w:color="000000"/>
+              <w:bottom w:val="single" w:sz="4" w:space="0" w:color="000000"/>
+              <w:right w:val="single" w:sz="4" w:space="0" w:color="000000"/>
+            </w:tcBorders>
+          </w:tcPr>
+          <w:p>
+            <w:pPr>
+              <w:keepNext/>
+              <w:spacing w:line="240" w:lineRule="auto" w:after="20"/>
+              <w:jc w:val="left"/>
+            </w:pPr>
+            <w:r>
+              <w:rPr>
+                <w:rFonts w:ascii="Times New Roman" w:hAnsi="Times New Roman" w:cs="Times New Roman" w:eastAsia="Times New Roman"/>
+                <w:b w:val="0"/>
+                <w:i w:val="0"/>
+                <w:sz w:val="17"/>
+              </w:rPr>
+              <w:t>1</w:t>
+            </w:r>
+          </w:p>
+        </w:tc>
+        <w:tc>
+          <w:tcPr>
+            <w:tcW w:type="dxa" w:w="1928"/>
+            <w:tcBorders>
+              <w:top w:val="single" w:sz="4" w:space="0" w:color="000000"/>
+              <w:left w:val="single" w:sz="4" w:space="0" w:color="000000"/>
+              <w:bottom w:val="single" w:sz="4" w:space="0" w:color="000000"/>
+              <w:right w:val="single" w:sz="4" w:space="0" w:color="000000"/>
+            </w:tcBorders>
+          </w:tcPr>
+          <w:p>
+            <w:pPr>
+              <w:keepNext/>
+              <w:spacing w:line="240" w:lineRule="auto" w:after="20"/>
+              <w:jc w:val="center"/>
+            </w:pPr>
+            <m:oMath>
+              <m:sSub>
+                <m:e>
+                  <m:r>
+                    <m:t>V</m:t>
+                  </m:r>
+                </m:e>
+                <m:sub>
+                  <m:r>
+                    <m:t>i</m:t>
+                  </m:r>
+                  <m:r>
+                    <m:t>n</m:t>
+                  </m:r>
+                </m:sub>
+              </m:sSub>
+            </m:oMath>
+            <w:r>
+              <w:rPr>
+                <w:rFonts w:ascii="Times New Roman" w:hAnsi="Times New Roman" w:cs="Times New Roman" w:eastAsia="Times New Roman"/>
+                <w:b w:val="0"/>
+                <w:i w:val="0"/>
+                <w:sz w:val="17"/>
+              </w:rPr>
+              <w:t xml:space="preserve"> = 2.2016 V</w:t>
+            </w:r>
+          </w:p>
+        </w:tc>
+        <w:tc>
+          <w:tcPr>
+            <w:tcW w:type="dxa" w:w="1247"/>
+            <w:tcBorders>
+              <w:top w:val="single" w:sz="4" w:space="0" w:color="000000"/>
+              <w:left w:val="single" w:sz="4" w:space="0" w:color="000000"/>
+              <w:bottom w:val="single" w:sz="4" w:space="0" w:color="000000"/>
+              <w:right w:val="single" w:sz="4" w:space="0" w:color="000000"/>
+            </w:tcBorders>
+          </w:tcPr>
+          <w:p>
+            <w:pPr>
+              <w:keepNext/>
+              <w:spacing w:line="240" w:lineRule="auto" w:after="20"/>
+              <w:jc w:val="center"/>
+            </w:pPr>
+            <m:oMath>
+              <m:sSub>
+                <m:e>
+                  <m:r>
+                    <m:t>V</m:t>
+                  </m:r>
+                </m:e>
+                <m:sub>
+                  <m:r>
+                    <m:t>o</m:t>
+                  </m:r>
+                  <m:r>
+                    <m:t>u</m:t>
+                  </m:r>
+                  <m:r>
+                    <m:t>t</m:t>
+                  </m:r>
+                </m:sub>
+              </m:sSub>
+            </m:oMath>
+          </w:p>
+        </w:tc>
+        <w:tc>
+          <w:tcPr>
+            <w:tcW w:type="dxa" w:w="1701"/>
+            <w:tcBorders>
+              <w:top w:val="single" w:sz="4" w:space="0" w:color="000000"/>
+              <w:left w:val="single" w:sz="4" w:space="0" w:color="000000"/>
+              <w:bottom w:val="single" w:sz="4" w:space="0" w:color="000000"/>
+              <w:right w:val="single" w:sz="4" w:space="0" w:color="000000"/>
+            </w:tcBorders>
+          </w:tcPr>
+          <w:p>
+            <w:pPr>
+              <w:keepNext/>
+              <w:spacing w:line="240" w:lineRule="auto" w:after="20"/>
+              <w:jc w:val="center"/>
+            </w:pPr>
+            <w:r>
+              <w:rPr>
+                <w:rFonts w:ascii="Times New Roman" w:hAnsi="Times New Roman" w:cs="Times New Roman" w:eastAsia="Times New Roman"/>
+                <w:b w:val="0"/>
+                <w:i w:val="0"/>
+                <w:sz w:val="17"/>
+              </w:rPr>
+              <w:t>2.4988 V</w:t>
+            </w:r>
+          </w:p>
+        </w:tc>
+        <w:tc>
+          <w:tcPr>
+            <w:tcW w:type="dxa" w:w="1701"/>
+            <w:tcBorders>
+              <w:top w:val="single" w:sz="4" w:space="0" w:color="000000"/>
+              <w:left w:val="single" w:sz="4" w:space="0" w:color="000000"/>
+              <w:bottom w:val="single" w:sz="4" w:space="0" w:color="000000"/>
+              <w:right w:val="single" w:sz="4" w:space="0" w:color="000000"/>
+            </w:tcBorders>
+          </w:tcPr>
+          <w:p>
+            <w:pPr>
+              <w:keepNext/>
+              <w:spacing w:line="240" w:lineRule="auto" w:after="20"/>
+              <w:jc w:val="center"/>
+            </w:pPr>
+            <w:r>
+              <w:rPr>
+                <w:rFonts w:ascii="Times New Roman" w:hAnsi="Times New Roman" w:cs="Times New Roman" w:eastAsia="Times New Roman"/>
+                <w:b w:val="0"/>
+                <w:i w:val="0"/>
+                <w:sz w:val="17"/>
+              </w:rPr>
+              <w:t>2.4994 V</w:t>
+            </w:r>
+          </w:p>
+        </w:tc>
+        <w:tc>
+          <w:tcPr>
+            <w:tcW w:type="dxa" w:w="1474"/>
+            <w:tcBorders>
+              <w:top w:val="single" w:sz="4" w:space="0" w:color="000000"/>
+              <w:left w:val="single" w:sz="4" w:space="0" w:color="000000"/>
+              <w:bottom w:val="single" w:sz="4" w:space="0" w:color="000000"/>
+              <w:right w:val="single" w:sz="4" w:space="0" w:color="000000"/>
+            </w:tcBorders>
+          </w:tcPr>
+          <w:p>
+            <w:pPr>
+              <w:keepNext/>
+              <w:spacing w:line="240" w:lineRule="auto" w:after="20"/>
+              <w:jc w:val="center"/>
+            </w:pPr>
+            <w:r>
+              <w:rPr>
+                <w:rFonts w:ascii="Times New Roman" w:hAnsi="Times New Roman" w:cs="Times New Roman" w:eastAsia="Times New Roman"/>
+                <w:b w:val="0"/>
+                <w:i w:val="0"/>
+                <w:sz w:val="17"/>
+              </w:rPr>
+              <w:t>-0.022%</w:t>
+            </w:r>
+          </w:p>
+        </w:tc>
+      </w:tr>
+      <w:tr>
+        <w:trPr>
+          <w:cantSplit/>
+        </w:trPr>
+        <w:tc>
+          <w:tcPr>
+            <w:tcW w:type="dxa" w:w="794"/>
+            <w:tcBorders>
+              <w:top w:val="single" w:sz="4" w:space="0" w:color="000000"/>
+              <w:left w:val="single" w:sz="4" w:space="0" w:color="000000"/>
+              <w:bottom w:val="single" w:sz="4" w:space="0" w:color="000000"/>
+              <w:right w:val="single" w:sz="4" w:space="0" w:color="000000"/>
+            </w:tcBorders>
+          </w:tcPr>
+          <w:p>
+            <w:pPr>
+              <w:keepNext w:val="0"/>
+              <w:spacing w:line="240" w:lineRule="auto" w:after="20"/>
+              <w:jc w:val="left"/>
+            </w:pPr>
+            <w:r>
+              <w:rPr>
+                <w:rFonts w:ascii="Times New Roman" w:hAnsi="Times New Roman" w:cs="Times New Roman" w:eastAsia="Times New Roman"/>
+                <w:b w:val="0"/>
+                <w:i w:val="0"/>
+                <w:sz w:val="17"/>
+              </w:rPr>
+              <w:t>2</w:t>
+            </w:r>
+          </w:p>
+        </w:tc>
+        <w:tc>
+          <w:tcPr>
+            <w:tcW w:type="dxa" w:w="1928"/>
+            <w:tcBorders>
+              <w:top w:val="single" w:sz="4" w:space="0" w:color="000000"/>
+              <w:left w:val="single" w:sz="4" w:space="0" w:color="000000"/>
+              <w:bottom w:val="single" w:sz="4" w:space="0" w:color="000000"/>
+              <w:right w:val="single" w:sz="4" w:space="0" w:color="000000"/>
+            </w:tcBorders>
+          </w:tcPr>
+          <w:p>
+            <w:pPr>
+              <w:keepNext w:val="0"/>
+              <w:spacing w:line="240" w:lineRule="auto" w:after="20"/>
+              <w:jc w:val="center"/>
+            </w:pPr>
+            <m:oMath>
+              <m:sSub>
+                <m:e>
+                  <m:r>
+                    <m:t>V</m:t>
+                  </m:r>
+                </m:e>
+                <m:sub>
+                  <m:r>
+                    <m:t>i</m:t>
+                  </m:r>
+                  <m:r>
+                    <m:t>n</m:t>
+                  </m:r>
+                </m:sub>
+              </m:sSub>
+            </m:oMath>
+            <w:r>
+              <w:rPr>
+                <w:rFonts w:ascii="Times New Roman" w:hAnsi="Times New Roman" w:cs="Times New Roman" w:eastAsia="Times New Roman"/>
+                <w:b w:val="0"/>
+                <w:i w:val="0"/>
+                <w:sz w:val="17"/>
+              </w:rPr>
+              <w:t xml:space="preserve"> = 3.5 V</w:t>
+            </w:r>
+          </w:p>
+        </w:tc>
+        <w:tc>
+          <w:tcPr>
+            <w:tcW w:type="dxa" w:w="1247"/>
+            <w:tcBorders>
+              <w:top w:val="single" w:sz="4" w:space="0" w:color="000000"/>
+              <w:left w:val="single" w:sz="4" w:space="0" w:color="000000"/>
+              <w:bottom w:val="single" w:sz="4" w:space="0" w:color="000000"/>
+              <w:right w:val="single" w:sz="4" w:space="0" w:color="000000"/>
+            </w:tcBorders>
+          </w:tcPr>
+          <w:p>
+            <w:pPr>
+              <w:keepNext w:val="0"/>
+              <w:spacing w:line="240" w:lineRule="auto" w:after="20"/>
+              <w:jc w:val="center"/>
+            </w:pPr>
+            <m:oMath>
+              <m:sSub>
+                <m:e>
+                  <m:r>
+                    <m:t>V</m:t>
+                  </m:r>
+                </m:e>
+                <m:sub>
+                  <m:r>
+                    <m:t>o</m:t>
+                  </m:r>
+                  <m:r>
+                    <m:t>u</m:t>
+                  </m:r>
+                  <m:r>
+                    <m:t>t</m:t>
+                  </m:r>
+                </m:sub>
+              </m:sSub>
+            </m:oMath>
+          </w:p>
+        </w:tc>
+        <w:tc>
+          <w:tcPr>
+            <w:tcW w:type="dxa" w:w="1701"/>
+            <w:tcBorders>
+              <w:top w:val="single" w:sz="4" w:space="0" w:color="000000"/>
+              <w:left w:val="single" w:sz="4" w:space="0" w:color="000000"/>
+              <w:bottom w:val="single" w:sz="4" w:space="0" w:color="000000"/>
+              <w:right w:val="single" w:sz="4" w:space="0" w:color="000000"/>
+            </w:tcBorders>
+          </w:tcPr>
+          <w:p>
+            <w:pPr>
+              <w:keepNext w:val="0"/>
+              <w:spacing w:line="240" w:lineRule="auto" w:after="20"/>
+              <w:jc w:val="center"/>
+            </w:pPr>
+            <w:r>
+              <w:rPr>
+                <w:rFonts w:ascii="Times New Roman" w:hAnsi="Times New Roman" w:cs="Times New Roman" w:eastAsia="Times New Roman"/>
+                <w:b w:val="0"/>
+                <w:i w:val="0"/>
+                <w:sz w:val="17"/>
+              </w:rPr>
+              <w:t>0.0016638 V</w:t>
+            </w:r>
+          </w:p>
+        </w:tc>
+        <w:tc>
+          <w:tcPr>
+            <w:tcW w:type="dxa" w:w="1701"/>
+            <w:tcBorders>
+              <w:top w:val="single" w:sz="4" w:space="0" w:color="000000"/>
+              <w:left w:val="single" w:sz="4" w:space="0" w:color="000000"/>
+              <w:bottom w:val="single" w:sz="4" w:space="0" w:color="000000"/>
+              <w:right w:val="single" w:sz="4" w:space="0" w:color="000000"/>
+            </w:tcBorders>
+          </w:tcPr>
+          <w:p>
+            <w:pPr>
+              <w:keepNext w:val="0"/>
+              <w:spacing w:line="240" w:lineRule="auto" w:after="20"/>
+              <w:jc w:val="center"/>
+            </w:pPr>
+            <w:r>
+              <w:rPr>
+                <w:rFonts w:ascii="Times New Roman" w:hAnsi="Times New Roman" w:cs="Times New Roman" w:eastAsia="Times New Roman"/>
+                <w:b w:val="0"/>
+                <w:i w:val="0"/>
+                <w:sz w:val="17"/>
+              </w:rPr>
+              <w:t>0.0016638 V</w:t>
+            </w:r>
+          </w:p>
+        </w:tc>
+        <w:tc>
+          <w:tcPr>
+            <w:tcW w:type="dxa" w:w="1474"/>
+            <w:tcBorders>
+              <w:top w:val="single" w:sz="4" w:space="0" w:color="000000"/>
+              <w:left w:val="single" w:sz="4" w:space="0" w:color="000000"/>
+              <w:bottom w:val="single" w:sz="4" w:space="0" w:color="000000"/>
+              <w:right w:val="single" w:sz="4" w:space="0" w:color="000000"/>
+            </w:tcBorders>
+          </w:tcPr>
+          <w:p>
+            <w:pPr>
+              <w:keepNext w:val="0"/>
+              <w:spacing w:line="240" w:lineRule="auto" w:after="20"/>
+              <w:jc w:val="center"/>
+            </w:pPr>
+            <w:r>
+              <w:rPr>
+                <w:rFonts w:ascii="Times New Roman" w:hAnsi="Times New Roman" w:cs="Times New Roman" w:eastAsia="Times New Roman"/>
+                <w:b w:val="0"/>
+                <w:i w:val="0"/>
+                <w:sz w:val="17"/>
+              </w:rPr>
+              <w:t>-0.000%</w:t>
+            </w:r>
+          </w:p>
+        </w:tc>
+      </w:tr>
+    </w:tbl>
+    <w:p>
+      <w:pPr>
+        <w:spacing w:after="120"/>
+      </w:pPr>
+    </w:p>
+    <w:p>
+      <w:pPr>
+        <w:keepNext/>
+        <w:spacing w:line="240" w:lineRule="auto" w:after="80"/>
+        <w:jc w:val="center"/>
+      </w:pPr>
+      <w:r>
+        <w:rPr>
+          <w:rFonts w:ascii="Times New Roman" w:hAnsi="Times New Roman" w:cs="Times New Roman" w:eastAsia="Times New Roman"/>
+          <w:b w:val="0"/>
+          <w:i w:val="0"/>
+          <w:sz w:val="20"/>
+        </w:rPr>
+        <w:t>Table 2.2.3  Cursor coordinates read from the simulation figures</w:t>
       </w:r>
     </w:p>
     <w:tbl>
@@ -3959,7 +5498,7 @@
           <w:i w:val="0"/>
           <w:sz w:val="20"/>
         </w:rPr>
-        <w:t>Table 2.2.2  Hand calculation (square-law model) versus SPICE for the CMOS inverter</w:t>
+        <w:t>Table 2.2.4  Hand calculation (square-law model) versus SPICE for the CMOS inverter</w:t>
       </w:r>
     </w:p>
     <w:tbl>
@@ -9824,7 +11363,7 @@
           <w:b w:val="0"/>
           <w:i w:val="0"/>
         </w:rPr>
-        <w:t>Table 2.3.3</w:t>
+        <w:t>Table 2.3.4</w:t>
       </w:r>
       <w:r>
         <w:rPr>
@@ -9845,7 +11384,7 @@
         <w:drawing>
           <wp:inline xmlns:a="http://schemas.openxmlformats.org/drawingml/2006/main" xmlns:pic="http://schemas.openxmlformats.org/drawingml/2006/picture">
             <wp:extent cx="5580000" cy="2181273"/>
-            <wp:docPr id="6" name="Picture 6"/>
+            <wp:docPr id="8" name="Picture 8"/>
             <wp:cNvGraphicFramePr>
               <a:graphicFrameLocks noChangeAspect="1"/>
             </wp:cNvGraphicFramePr>
@@ -9857,7 +11396,7 @@
                     <pic:cNvPicPr/>
                   </pic:nvPicPr>
                   <pic:blipFill>
-                    <a:blip r:embed="rId15"/>
+                    <a:blip r:embed="rId17"/>
                     <a:stretch>
                       <a:fillRect/>
                     </a:stretch>
@@ -10365,6 +11904,150 @@
       </w:pPr>
     </w:p>
     <w:p>
+      <w:r>
+        <w:rPr>
+          <w:rFonts w:ascii="Times New Roman" w:hAnsi="Times New Roman" w:cs="Times New Roman" w:eastAsia="Times New Roman"/>
+          <w:b w:val="0"/>
+          <w:i w:val="0"/>
+        </w:rPr>
+        <w:t xml:space="preserve">The LTspice result for this case is shown in </w:t>
+      </w:r>
+      <w:r>
+        <w:rPr>
+          <w:rFonts w:ascii="Times New Roman" w:hAnsi="Times New Roman" w:cs="Times New Roman" w:eastAsia="Times New Roman"/>
+          <w:b w:val="0"/>
+          <w:i w:val="0"/>
+        </w:rPr>
+        <w:t>Figure 2.3.2</w:t>
+      </w:r>
+      <w:r>
+        <w:rPr>
+          <w:rFonts w:ascii="Times New Roman" w:hAnsi="Times New Roman" w:cs="Times New Roman" w:eastAsia="Times New Roman"/>
+          <w:b w:val="0"/>
+          <w:i w:val="0"/>
+        </w:rPr>
+        <w:t xml:space="preserve"> and the cursor comparison is given in </w:t>
+      </w:r>
+      <w:r>
+        <w:rPr>
+          <w:rFonts w:ascii="Times New Roman" w:hAnsi="Times New Roman" w:cs="Times New Roman" w:eastAsia="Times New Roman"/>
+          <w:b w:val="0"/>
+          <w:i w:val="0"/>
+        </w:rPr>
+        <w:t>Table 2.3.3</w:t>
+      </w:r>
+      <w:r>
+        <w:rPr>
+          <w:rFonts w:ascii="Times New Roman" w:hAnsi="Times New Roman" w:cs="Times New Roman" w:eastAsia="Times New Roman"/>
+          <w:b w:val="0"/>
+          <w:i w:val="0"/>
+        </w:rPr>
+        <w:t>.</w:t>
+      </w:r>
+    </w:p>
+    <w:p>
+      <w:pPr>
+        <w:keepNext/>
+        <w:spacing w:line="240" w:lineRule="auto"/>
+        <w:jc w:val="center"/>
+      </w:pPr>
+      <w:r>
+        <w:drawing>
+          <wp:inline xmlns:a="http://schemas.openxmlformats.org/drawingml/2006/main" xmlns:pic="http://schemas.openxmlformats.org/drawingml/2006/picture">
+            <wp:extent cx="5580000" cy="3487500"/>
+            <wp:docPr id="9" name="Picture 9"/>
+            <wp:cNvGraphicFramePr>
+              <a:graphicFrameLocks noChangeAspect="1"/>
+            </wp:cNvGraphicFramePr>
+            <a:graphic>
+              <a:graphicData uri="http://schemas.openxmlformats.org/drawingml/2006/picture">
+                <pic:pic>
+                  <pic:nvPicPr>
+                    <pic:cNvPr id="0" name="lt_e2_bs_dc.png"/>
+                    <pic:cNvPicPr/>
+                  </pic:nvPicPr>
+                  <pic:blipFill>
+                    <a:blip r:embed="rId18"/>
+                    <a:stretch>
+                      <a:fillRect/>
+                    </a:stretch>
+                  </pic:blipFill>
+                  <pic:spPr>
+                    <a:xfrm>
+                      <a:off x="0" y="0"/>
+                      <a:ext cx="5580000" cy="3487500"/>
+                    </a:xfrm>
+                    <a:prstGeom prst="rect"/>
+                  </pic:spPr>
+                </pic:pic>
+              </a:graphicData>
+            </a:graphic>
+          </wp:inline>
+        </w:drawing>
+      </w:r>
+    </w:p>
+    <w:p>
+      <w:pPr>
+        <w:spacing w:line="240" w:lineRule="auto" w:after="240"/>
+        <w:jc w:val="center"/>
+      </w:pPr>
+      <w:r>
+        <w:rPr>
+          <w:rFonts w:ascii="Times New Roman" w:hAnsi="Times New Roman" w:cs="Times New Roman" w:eastAsia="Times New Roman"/>
+          <w:b w:val="0"/>
+          <w:i w:val="0"/>
+          <w:sz w:val="20"/>
+        </w:rPr>
+        <w:t xml:space="preserve">Figure 2.3.2  LTspice DC sweep of the BS170 bias circuit: drain current </w:t>
+      </w:r>
+      <m:oMath>
+        <m:sSub>
+          <m:e>
+            <m:r>
+              <m:t>I</m:t>
+            </m:r>
+          </m:e>
+          <m:sub>
+            <m:r>
+              <m:t>D</m:t>
+            </m:r>
+          </m:sub>
+        </m:sSub>
+      </m:oMath>
+      <w:r>
+        <w:rPr>
+          <w:rFonts w:ascii="Times New Roman" w:hAnsi="Times New Roman" w:cs="Times New Roman" w:eastAsia="Times New Roman"/>
+          <w:b w:val="0"/>
+          <w:i w:val="0"/>
+          <w:sz w:val="20"/>
+        </w:rPr>
+        <w:t xml:space="preserve"> versus the source voltage </w:t>
+      </w:r>
+      <m:oMath>
+        <m:sSub>
+          <m:e>
+            <m:r>
+              <m:t>V</m:t>
+            </m:r>
+          </m:e>
+          <m:sub>
+            <m:r>
+              <m:t>1</m:t>
+            </m:r>
+          </m:sub>
+        </m:sSub>
+      </m:oMath>
+      <w:r>
+        <w:rPr>
+          <w:rFonts w:ascii="Times New Roman" w:hAnsi="Times New Roman" w:cs="Times New Roman" w:eastAsia="Times New Roman"/>
+          <w:b w:val="0"/>
+          <w:i w:val="0"/>
+          <w:sz w:val="20"/>
+        </w:rPr>
+        <w:t xml:space="preserve"> of the gate divider (device serial number: TOBB-7K3Q-0421)</w:t>
+      </w:r>
+    </w:p>
+    <w:p>
       <w:pPr>
         <w:keepNext/>
         <w:spacing w:line="240" w:lineRule="auto" w:after="80"/>
@@ -10377,7 +12060,608 @@
           <w:i w:val="0"/>
           <w:sz w:val="20"/>
         </w:rPr>
-        <w:t xml:space="preserve">Table 2.3.3  Hand calculation versus SPICE for the bias circuit (first rows: </w:t>
+        <w:t xml:space="preserve">Table 2.3.3  Cursor coordinates read in </w:t>
+      </w:r>
+      <w:r>
+        <w:rPr>
+          <w:rFonts w:ascii="Times New Roman" w:hAnsi="Times New Roman" w:cs="Times New Roman" w:eastAsia="Times New Roman"/>
+          <w:b w:val="0"/>
+          <w:i w:val="0"/>
+          <w:sz w:val="20"/>
+        </w:rPr>
+        <w:t>Figure 2.3.2</w:t>
+      </w:r>
+      <w:r>
+        <w:rPr>
+          <w:rFonts w:ascii="Times New Roman" w:hAnsi="Times New Roman" w:cs="Times New Roman" w:eastAsia="Times New Roman"/>
+          <w:b w:val="0"/>
+          <w:i w:val="0"/>
+          <w:sz w:val="20"/>
+        </w:rPr>
+        <w:t xml:space="preserve"> and the ngspice values at the same x</w:t>
+      </w:r>
+    </w:p>
+    <w:tbl>
+      <w:tblPr>
+        <w:tblW w:type="auto" w:w="0"/>
+        <w:jc w:val="center"/>
+        <w:tblLayout w:type="fixed"/>
+        <w:tblLook w:firstColumn="1" w:firstRow="1" w:lastColumn="0" w:lastRow="0" w:noHBand="0" w:noVBand="1" w:val="04A0"/>
+      </w:tblPr>
+      <w:tblGrid>
+        <w:gridCol w:w="794"/>
+        <w:gridCol w:w="1928"/>
+        <w:gridCol w:w="1247"/>
+        <w:gridCol w:w="1701"/>
+        <w:gridCol w:w="1701"/>
+        <w:gridCol w:w="1474"/>
+      </w:tblGrid>
+      <w:tr>
+        <w:trPr>
+          <w:tblHeader/>
+          <w:cantSplit/>
+        </w:trPr>
+        <w:tc>
+          <w:tcPr>
+            <w:tcW w:type="dxa" w:w="794"/>
+            <w:tcBorders>
+              <w:top w:val="single" w:sz="4" w:space="0" w:color="000000"/>
+              <w:left w:val="single" w:sz="4" w:space="0" w:color="000000"/>
+              <w:bottom w:val="single" w:sz="4" w:space="0" w:color="000000"/>
+              <w:right w:val="single" w:sz="4" w:space="0" w:color="000000"/>
+            </w:tcBorders>
+            <w:shd w:val="clear" w:color="auto" w:fill="D9D9D9"/>
+          </w:tcPr>
+          <w:p>
+            <w:pPr>
+              <w:keepNext/>
+              <w:spacing w:line="240" w:lineRule="auto" w:after="20"/>
+              <w:jc w:val="left"/>
+            </w:pPr>
+            <w:r>
+              <w:rPr>
+                <w:rFonts w:ascii="Times New Roman" w:hAnsi="Times New Roman" w:cs="Times New Roman" w:eastAsia="Times New Roman"/>
+                <w:b/>
+                <w:i w:val="0"/>
+                <w:sz w:val="17"/>
+              </w:rPr>
+              <w:t>Cursor</w:t>
+            </w:r>
+          </w:p>
+        </w:tc>
+        <w:tc>
+          <w:tcPr>
+            <w:tcW w:type="dxa" w:w="1928"/>
+            <w:tcBorders>
+              <w:top w:val="single" w:sz="4" w:space="0" w:color="000000"/>
+              <w:left w:val="single" w:sz="4" w:space="0" w:color="000000"/>
+              <w:bottom w:val="single" w:sz="4" w:space="0" w:color="000000"/>
+              <w:right w:val="single" w:sz="4" w:space="0" w:color="000000"/>
+            </w:tcBorders>
+            <w:shd w:val="clear" w:color="auto" w:fill="D9D9D9"/>
+          </w:tcPr>
+          <w:p>
+            <w:pPr>
+              <w:keepNext/>
+              <w:spacing w:line="240" w:lineRule="auto" w:after="20"/>
+              <w:jc w:val="center"/>
+            </w:pPr>
+            <w:r>
+              <w:rPr>
+                <w:rFonts w:ascii="Times New Roman" w:hAnsi="Times New Roman" w:cs="Times New Roman" w:eastAsia="Times New Roman"/>
+                <w:b/>
+                <w:i w:val="0"/>
+                <w:sz w:val="17"/>
+              </w:rPr>
+              <w:t>x coordinate</w:t>
+            </w:r>
+          </w:p>
+        </w:tc>
+        <w:tc>
+          <w:tcPr>
+            <w:tcW w:type="dxa" w:w="1247"/>
+            <w:tcBorders>
+              <w:top w:val="single" w:sz="4" w:space="0" w:color="000000"/>
+              <w:left w:val="single" w:sz="4" w:space="0" w:color="000000"/>
+              <w:bottom w:val="single" w:sz="4" w:space="0" w:color="000000"/>
+              <w:right w:val="single" w:sz="4" w:space="0" w:color="000000"/>
+            </w:tcBorders>
+            <w:shd w:val="clear" w:color="auto" w:fill="D9D9D9"/>
+          </w:tcPr>
+          <w:p>
+            <w:pPr>
+              <w:keepNext/>
+              <w:spacing w:line="240" w:lineRule="auto" w:after="20"/>
+              <w:jc w:val="center"/>
+            </w:pPr>
+            <w:r>
+              <w:rPr>
+                <w:rFonts w:ascii="Times New Roman" w:hAnsi="Times New Roman" w:cs="Times New Roman" w:eastAsia="Times New Roman"/>
+                <w:b/>
+                <w:i w:val="0"/>
+                <w:sz w:val="17"/>
+              </w:rPr>
+              <w:t>Quantity</w:t>
+            </w:r>
+          </w:p>
+        </w:tc>
+        <w:tc>
+          <w:tcPr>
+            <w:tcW w:type="dxa" w:w="1701"/>
+            <w:tcBorders>
+              <w:top w:val="single" w:sz="4" w:space="0" w:color="000000"/>
+              <w:left w:val="single" w:sz="4" w:space="0" w:color="000000"/>
+              <w:bottom w:val="single" w:sz="4" w:space="0" w:color="000000"/>
+              <w:right w:val="single" w:sz="4" w:space="0" w:color="000000"/>
+            </w:tcBorders>
+            <w:shd w:val="clear" w:color="auto" w:fill="D9D9D9"/>
+          </w:tcPr>
+          <w:p>
+            <w:pPr>
+              <w:keepNext/>
+              <w:spacing w:line="240" w:lineRule="auto" w:after="20"/>
+              <w:jc w:val="center"/>
+            </w:pPr>
+            <w:r>
+              <w:rPr>
+                <w:rFonts w:ascii="Times New Roman" w:hAnsi="Times New Roman" w:cs="Times New Roman" w:eastAsia="Times New Roman"/>
+                <w:b/>
+                <w:i w:val="0"/>
+                <w:sz w:val="17"/>
+              </w:rPr>
+              <w:t>LTspice</w:t>
+            </w:r>
+          </w:p>
+        </w:tc>
+        <w:tc>
+          <w:tcPr>
+            <w:tcW w:type="dxa" w:w="1701"/>
+            <w:tcBorders>
+              <w:top w:val="single" w:sz="4" w:space="0" w:color="000000"/>
+              <w:left w:val="single" w:sz="4" w:space="0" w:color="000000"/>
+              <w:bottom w:val="single" w:sz="4" w:space="0" w:color="000000"/>
+              <w:right w:val="single" w:sz="4" w:space="0" w:color="000000"/>
+            </w:tcBorders>
+            <w:shd w:val="clear" w:color="auto" w:fill="D9D9D9"/>
+          </w:tcPr>
+          <w:p>
+            <w:pPr>
+              <w:keepNext/>
+              <w:spacing w:line="240" w:lineRule="auto" w:after="20"/>
+              <w:jc w:val="center"/>
+            </w:pPr>
+            <w:r>
+              <w:rPr>
+                <w:rFonts w:ascii="Times New Roman" w:hAnsi="Times New Roman" w:cs="Times New Roman" w:eastAsia="Times New Roman"/>
+                <w:b/>
+                <w:i w:val="0"/>
+                <w:sz w:val="17"/>
+              </w:rPr>
+              <w:t>ngspice</w:t>
+            </w:r>
+          </w:p>
+        </w:tc>
+        <w:tc>
+          <w:tcPr>
+            <w:tcW w:type="dxa" w:w="1474"/>
+            <w:tcBorders>
+              <w:top w:val="single" w:sz="4" w:space="0" w:color="000000"/>
+              <w:left w:val="single" w:sz="4" w:space="0" w:color="000000"/>
+              <w:bottom w:val="single" w:sz="4" w:space="0" w:color="000000"/>
+              <w:right w:val="single" w:sz="4" w:space="0" w:color="000000"/>
+            </w:tcBorders>
+            <w:shd w:val="clear" w:color="auto" w:fill="D9D9D9"/>
+          </w:tcPr>
+          <w:p>
+            <w:pPr>
+              <w:keepNext/>
+              <w:spacing w:line="240" w:lineRule="auto" w:after="20"/>
+              <w:jc w:val="center"/>
+            </w:pPr>
+            <w:r>
+              <w:rPr>
+                <w:rFonts w:ascii="Times New Roman" w:hAnsi="Times New Roman" w:cs="Times New Roman" w:eastAsia="Times New Roman"/>
+                <w:b/>
+                <w:i w:val="0"/>
+                <w:sz w:val="17"/>
+              </w:rPr>
+              <w:t>Difference</w:t>
+            </w:r>
+          </w:p>
+        </w:tc>
+      </w:tr>
+      <w:tr>
+        <w:trPr>
+          <w:cantSplit/>
+        </w:trPr>
+        <w:tc>
+          <w:tcPr>
+            <w:tcW w:type="dxa" w:w="794"/>
+            <w:tcBorders>
+              <w:top w:val="single" w:sz="4" w:space="0" w:color="000000"/>
+              <w:left w:val="single" w:sz="4" w:space="0" w:color="000000"/>
+              <w:bottom w:val="single" w:sz="4" w:space="0" w:color="000000"/>
+              <w:right w:val="single" w:sz="4" w:space="0" w:color="000000"/>
+            </w:tcBorders>
+          </w:tcPr>
+          <w:p>
+            <w:pPr>
+              <w:keepNext/>
+              <w:spacing w:line="240" w:lineRule="auto" w:after="20"/>
+              <w:jc w:val="left"/>
+            </w:pPr>
+            <w:r>
+              <w:rPr>
+                <w:rFonts w:ascii="Times New Roman" w:hAnsi="Times New Roman" w:cs="Times New Roman" w:eastAsia="Times New Roman"/>
+                <w:b w:val="0"/>
+                <w:i w:val="0"/>
+                <w:sz w:val="17"/>
+              </w:rPr>
+              <w:t>1</w:t>
+            </w:r>
+          </w:p>
+        </w:tc>
+        <w:tc>
+          <w:tcPr>
+            <w:tcW w:type="dxa" w:w="1928"/>
+            <w:tcBorders>
+              <w:top w:val="single" w:sz="4" w:space="0" w:color="000000"/>
+              <w:left w:val="single" w:sz="4" w:space="0" w:color="000000"/>
+              <w:bottom w:val="single" w:sz="4" w:space="0" w:color="000000"/>
+              <w:right w:val="single" w:sz="4" w:space="0" w:color="000000"/>
+            </w:tcBorders>
+          </w:tcPr>
+          <w:p>
+            <w:pPr>
+              <w:keepNext/>
+              <w:spacing w:line="240" w:lineRule="auto" w:after="20"/>
+              <w:jc w:val="center"/>
+            </w:pPr>
+            <m:oMath>
+              <m:sSub>
+                <m:e>
+                  <m:r>
+                    <m:t>V</m:t>
+                  </m:r>
+                </m:e>
+                <m:sub>
+                  <m:r>
+                    <m:t>1</m:t>
+                  </m:r>
+                </m:sub>
+              </m:sSub>
+            </m:oMath>
+            <w:r>
+              <w:rPr>
+                <w:rFonts w:ascii="Times New Roman" w:hAnsi="Times New Roman" w:cs="Times New Roman" w:eastAsia="Times New Roman"/>
+                <w:b w:val="0"/>
+                <w:i w:val="0"/>
+                <w:sz w:val="17"/>
+              </w:rPr>
+              <w:t xml:space="preserve"> = 5.0013 V</w:t>
+            </w:r>
+          </w:p>
+        </w:tc>
+        <w:tc>
+          <w:tcPr>
+            <w:tcW w:type="dxa" w:w="1247"/>
+            <w:tcBorders>
+              <w:top w:val="single" w:sz="4" w:space="0" w:color="000000"/>
+              <w:left w:val="single" w:sz="4" w:space="0" w:color="000000"/>
+              <w:bottom w:val="single" w:sz="4" w:space="0" w:color="000000"/>
+              <w:right w:val="single" w:sz="4" w:space="0" w:color="000000"/>
+            </w:tcBorders>
+          </w:tcPr>
+          <w:p>
+            <w:pPr>
+              <w:keepNext/>
+              <w:spacing w:line="240" w:lineRule="auto" w:after="20"/>
+              <w:jc w:val="center"/>
+            </w:pPr>
+            <m:oMath>
+              <m:sSub>
+                <m:e>
+                  <m:r>
+                    <m:t>I</m:t>
+                  </m:r>
+                </m:e>
+                <m:sub>
+                  <m:r>
+                    <m:t>D</m:t>
+                  </m:r>
+                </m:sub>
+              </m:sSub>
+            </m:oMath>
+          </w:p>
+        </w:tc>
+        <w:tc>
+          <w:tcPr>
+            <w:tcW w:type="dxa" w:w="1701"/>
+            <w:tcBorders>
+              <w:top w:val="single" w:sz="4" w:space="0" w:color="000000"/>
+              <w:left w:val="single" w:sz="4" w:space="0" w:color="000000"/>
+              <w:bottom w:val="single" w:sz="4" w:space="0" w:color="000000"/>
+              <w:right w:val="single" w:sz="4" w:space="0" w:color="000000"/>
+            </w:tcBorders>
+          </w:tcPr>
+          <w:p>
+            <w:pPr>
+              <w:keepNext/>
+              <w:spacing w:line="240" w:lineRule="auto" w:after="20"/>
+              <w:jc w:val="center"/>
+            </w:pPr>
+            <w:r>
+              <w:rPr>
+                <w:rFonts w:ascii="Times New Roman" w:hAnsi="Times New Roman" w:cs="Times New Roman" w:eastAsia="Times New Roman"/>
+                <w:b w:val="0"/>
+                <w:i w:val="0"/>
+                <w:sz w:val="17"/>
+              </w:rPr>
+              <w:t>154 mA</w:t>
+            </w:r>
+          </w:p>
+        </w:tc>
+        <w:tc>
+          <w:tcPr>
+            <w:tcW w:type="dxa" w:w="1701"/>
+            <w:tcBorders>
+              <w:top w:val="single" w:sz="4" w:space="0" w:color="000000"/>
+              <w:left w:val="single" w:sz="4" w:space="0" w:color="000000"/>
+              <w:bottom w:val="single" w:sz="4" w:space="0" w:color="000000"/>
+              <w:right w:val="single" w:sz="4" w:space="0" w:color="000000"/>
+            </w:tcBorders>
+          </w:tcPr>
+          <w:p>
+            <w:pPr>
+              <w:keepNext/>
+              <w:spacing w:line="240" w:lineRule="auto" w:after="20"/>
+              <w:jc w:val="center"/>
+            </w:pPr>
+            <w:r>
+              <w:rPr>
+                <w:rFonts w:ascii="Times New Roman" w:hAnsi="Times New Roman" w:cs="Times New Roman" w:eastAsia="Times New Roman"/>
+                <w:b w:val="0"/>
+                <w:i w:val="0"/>
+                <w:sz w:val="17"/>
+              </w:rPr>
+              <w:t>154 mA</w:t>
+            </w:r>
+          </w:p>
+        </w:tc>
+        <w:tc>
+          <w:tcPr>
+            <w:tcW w:type="dxa" w:w="1474"/>
+            <w:tcBorders>
+              <w:top w:val="single" w:sz="4" w:space="0" w:color="000000"/>
+              <w:left w:val="single" w:sz="4" w:space="0" w:color="000000"/>
+              <w:bottom w:val="single" w:sz="4" w:space="0" w:color="000000"/>
+              <w:right w:val="single" w:sz="4" w:space="0" w:color="000000"/>
+            </w:tcBorders>
+          </w:tcPr>
+          <w:p>
+            <w:pPr>
+              <w:keepNext/>
+              <w:spacing w:line="240" w:lineRule="auto" w:after="20"/>
+              <w:jc w:val="center"/>
+            </w:pPr>
+            <w:r>
+              <w:rPr>
+                <w:rFonts w:ascii="Times New Roman" w:hAnsi="Times New Roman" w:cs="Times New Roman" w:eastAsia="Times New Roman"/>
+                <w:b w:val="0"/>
+                <w:i w:val="0"/>
+                <w:sz w:val="17"/>
+              </w:rPr>
+              <w:t>+0.000%</w:t>
+            </w:r>
+          </w:p>
+        </w:tc>
+      </w:tr>
+      <w:tr>
+        <w:trPr>
+          <w:cantSplit/>
+        </w:trPr>
+        <w:tc>
+          <w:tcPr>
+            <w:tcW w:type="dxa" w:w="794"/>
+            <w:tcBorders>
+              <w:top w:val="single" w:sz="4" w:space="0" w:color="000000"/>
+              <w:left w:val="single" w:sz="4" w:space="0" w:color="000000"/>
+              <w:bottom w:val="single" w:sz="4" w:space="0" w:color="000000"/>
+              <w:right w:val="single" w:sz="4" w:space="0" w:color="000000"/>
+            </w:tcBorders>
+          </w:tcPr>
+          <w:p>
+            <w:pPr>
+              <w:keepNext w:val="0"/>
+              <w:spacing w:line="240" w:lineRule="auto" w:after="20"/>
+              <w:jc w:val="left"/>
+            </w:pPr>
+            <w:r>
+              <w:rPr>
+                <w:rFonts w:ascii="Times New Roman" w:hAnsi="Times New Roman" w:cs="Times New Roman" w:eastAsia="Times New Roman"/>
+                <w:b w:val="0"/>
+                <w:i w:val="0"/>
+                <w:sz w:val="17"/>
+              </w:rPr>
+              <w:t>2</w:t>
+            </w:r>
+          </w:p>
+        </w:tc>
+        <w:tc>
+          <w:tcPr>
+            <w:tcW w:type="dxa" w:w="1928"/>
+            <w:tcBorders>
+              <w:top w:val="single" w:sz="4" w:space="0" w:color="000000"/>
+              <w:left w:val="single" w:sz="4" w:space="0" w:color="000000"/>
+              <w:bottom w:val="single" w:sz="4" w:space="0" w:color="000000"/>
+              <w:right w:val="single" w:sz="4" w:space="0" w:color="000000"/>
+            </w:tcBorders>
+          </w:tcPr>
+          <w:p>
+            <w:pPr>
+              <w:keepNext w:val="0"/>
+              <w:spacing w:line="240" w:lineRule="auto" w:after="20"/>
+              <w:jc w:val="center"/>
+            </w:pPr>
+            <m:oMath>
+              <m:sSub>
+                <m:e>
+                  <m:r>
+                    <m:t>V</m:t>
+                  </m:r>
+                </m:e>
+                <m:sub>
+                  <m:r>
+                    <m:t>1</m:t>
+                  </m:r>
+                </m:sub>
+              </m:sSub>
+            </m:oMath>
+            <w:r>
+              <w:rPr>
+                <w:rFonts w:ascii="Times New Roman" w:hAnsi="Times New Roman" w:cs="Times New Roman" w:eastAsia="Times New Roman"/>
+                <w:b w:val="0"/>
+                <w:i w:val="0"/>
+                <w:sz w:val="17"/>
+              </w:rPr>
+              <w:t xml:space="preserve"> = 10.0026 V</w:t>
+            </w:r>
+          </w:p>
+        </w:tc>
+        <w:tc>
+          <w:tcPr>
+            <w:tcW w:type="dxa" w:w="1247"/>
+            <w:tcBorders>
+              <w:top w:val="single" w:sz="4" w:space="0" w:color="000000"/>
+              <w:left w:val="single" w:sz="4" w:space="0" w:color="000000"/>
+              <w:bottom w:val="single" w:sz="4" w:space="0" w:color="000000"/>
+              <w:right w:val="single" w:sz="4" w:space="0" w:color="000000"/>
+            </w:tcBorders>
+          </w:tcPr>
+          <w:p>
+            <w:pPr>
+              <w:keepNext w:val="0"/>
+              <w:spacing w:line="240" w:lineRule="auto" w:after="20"/>
+              <w:jc w:val="center"/>
+            </w:pPr>
+            <m:oMath>
+              <m:sSub>
+                <m:e>
+                  <m:r>
+                    <m:t>I</m:t>
+                  </m:r>
+                </m:e>
+                <m:sub>
+                  <m:r>
+                    <m:t>D</m:t>
+                  </m:r>
+                </m:sub>
+              </m:sSub>
+            </m:oMath>
+          </w:p>
+        </w:tc>
+        <w:tc>
+          <w:tcPr>
+            <w:tcW w:type="dxa" w:w="1701"/>
+            <w:tcBorders>
+              <w:top w:val="single" w:sz="4" w:space="0" w:color="000000"/>
+              <w:left w:val="single" w:sz="4" w:space="0" w:color="000000"/>
+              <w:bottom w:val="single" w:sz="4" w:space="0" w:color="000000"/>
+              <w:right w:val="single" w:sz="4" w:space="0" w:color="000000"/>
+            </w:tcBorders>
+          </w:tcPr>
+          <w:p>
+            <w:pPr>
+              <w:keepNext w:val="0"/>
+              <w:spacing w:line="240" w:lineRule="auto" w:after="20"/>
+              <w:jc w:val="center"/>
+            </w:pPr>
+            <w:r>
+              <w:rPr>
+                <w:rFonts w:ascii="Times New Roman" w:hAnsi="Times New Roman" w:cs="Times New Roman" w:eastAsia="Times New Roman"/>
+                <w:b w:val="0"/>
+                <w:i w:val="0"/>
+                <w:sz w:val="17"/>
+              </w:rPr>
+              <w:t>900.05 mA</w:t>
+            </w:r>
+          </w:p>
+        </w:tc>
+        <w:tc>
+          <w:tcPr>
+            <w:tcW w:type="dxa" w:w="1701"/>
+            <w:tcBorders>
+              <w:top w:val="single" w:sz="4" w:space="0" w:color="000000"/>
+              <w:left w:val="single" w:sz="4" w:space="0" w:color="000000"/>
+              <w:bottom w:val="single" w:sz="4" w:space="0" w:color="000000"/>
+              <w:right w:val="single" w:sz="4" w:space="0" w:color="000000"/>
+            </w:tcBorders>
+          </w:tcPr>
+          <w:p>
+            <w:pPr>
+              <w:keepNext w:val="0"/>
+              <w:spacing w:line="240" w:lineRule="auto" w:after="20"/>
+              <w:jc w:val="center"/>
+            </w:pPr>
+            <w:r>
+              <w:rPr>
+                <w:rFonts w:ascii="Times New Roman" w:hAnsi="Times New Roman" w:cs="Times New Roman" w:eastAsia="Times New Roman"/>
+                <w:b w:val="0"/>
+                <w:i w:val="0"/>
+                <w:sz w:val="17"/>
+              </w:rPr>
+              <w:t>900.05 mA</w:t>
+            </w:r>
+          </w:p>
+        </w:tc>
+        <w:tc>
+          <w:tcPr>
+            <w:tcW w:type="dxa" w:w="1474"/>
+            <w:tcBorders>
+              <w:top w:val="single" w:sz="4" w:space="0" w:color="000000"/>
+              <w:left w:val="single" w:sz="4" w:space="0" w:color="000000"/>
+              <w:bottom w:val="single" w:sz="4" w:space="0" w:color="000000"/>
+              <w:right w:val="single" w:sz="4" w:space="0" w:color="000000"/>
+            </w:tcBorders>
+          </w:tcPr>
+          <w:p>
+            <w:pPr>
+              <w:keepNext w:val="0"/>
+              <w:spacing w:line="240" w:lineRule="auto" w:after="20"/>
+              <w:jc w:val="center"/>
+            </w:pPr>
+            <w:r>
+              <w:rPr>
+                <w:rFonts w:ascii="Times New Roman" w:hAnsi="Times New Roman" w:cs="Times New Roman" w:eastAsia="Times New Roman"/>
+                <w:b w:val="0"/>
+                <w:i w:val="0"/>
+                <w:sz w:val="17"/>
+              </w:rPr>
+              <w:t>-0.000%</w:t>
+            </w:r>
+          </w:p>
+        </w:tc>
+      </w:tr>
+    </w:tbl>
+    <w:p>
+      <w:pPr>
+        <w:spacing w:after="120"/>
+      </w:pPr>
+    </w:p>
+    <w:p>
+      <w:pPr>
+        <w:keepNext/>
+        <w:spacing w:line="240" w:lineRule="auto" w:after="80"/>
+        <w:jc w:val="center"/>
+      </w:pPr>
+      <w:r>
+        <w:rPr>
+          <w:rFonts w:ascii="Times New Roman" w:hAnsi="Times New Roman" w:cs="Times New Roman" w:eastAsia="Times New Roman"/>
+          <w:b w:val="0"/>
+          <w:i w:val="0"/>
+          <w:sz w:val="20"/>
+        </w:rPr>
+        <w:t xml:space="preserve">Table 2.3.4  Hand calculation versus SPICE for the bias circuit (first rows: </w:t>
       </w:r>
       <m:oMath>
         <m:sSub>

--- a/ele224l_on_calisma/out/EN_Experiment2_Preliminary_Report.docx
+++ b/ele224l_on_calisma/out/EN_Experiment2_Preliminary_Report.docx
@@ -4,60 +4,106 @@
   <w:body>
     <w:p>
       <w:pPr>
-        <w:spacing w:line="276" w:lineRule="auto" w:after="40"/>
+        <w:jc w:val="center"/>
+      </w:pPr>
+      <w:r>
+        <w:drawing>
+          <wp:inline xmlns:a="http://schemas.openxmlformats.org/drawingml/2006/main" xmlns:pic="http://schemas.openxmlformats.org/drawingml/2006/picture">
+            <wp:extent cx="5580000" cy="2072571"/>
+            <wp:docPr id="1" name="Picture 1"/>
+            <wp:cNvGraphicFramePr>
+              <a:graphicFrameLocks noChangeAspect="1"/>
+            </wp:cNvGraphicFramePr>
+            <a:graphic>
+              <a:graphicData uri="http://schemas.openxmlformats.org/drawingml/2006/picture">
+                <pic:pic>
+                  <pic:nvPicPr>
+                    <pic:cNvPr id="0" name="cover_banner.png"/>
+                    <pic:cNvPicPr/>
+                  </pic:nvPicPr>
+                  <pic:blipFill>
+                    <a:blip r:embed="rId10"/>
+                    <a:stretch>
+                      <a:fillRect/>
+                    </a:stretch>
+                  </pic:blipFill>
+                  <pic:spPr>
+                    <a:xfrm>
+                      <a:off x="0" y="0"/>
+                      <a:ext cx="5580000" cy="2072571"/>
+                    </a:xfrm>
+                    <a:prstGeom prst="rect"/>
+                  </pic:spPr>
+                </pic:pic>
+              </a:graphicData>
+            </a:graphic>
+          </wp:inline>
+        </w:drawing>
+      </w:r>
+    </w:p>
+    <w:p/>
+    <w:p/>
+    <w:p/>
+    <w:p>
+      <w:pPr>
+        <w:spacing w:line="276" w:lineRule="auto" w:after="160"/>
         <w:jc w:val="center"/>
       </w:pPr>
       <w:r>
         <w:rPr>
           <w:rFonts w:ascii="Times New Roman" w:hAnsi="Times New Roman" w:cs="Times New Roman" w:eastAsia="Times New Roman"/>
           <w:b/>
-          <w:sz w:val="28"/>
+          <w:sz w:val="32"/>
         </w:rPr>
         <w:t>TOBB University of Economics and Technology</w:t>
       </w:r>
     </w:p>
     <w:p>
       <w:pPr>
-        <w:spacing w:line="276" w:lineRule="auto" w:after="40"/>
+        <w:spacing w:line="276" w:lineRule="auto" w:after="160"/>
         <w:jc w:val="center"/>
       </w:pPr>
       <w:r>
         <w:rPr>
           <w:rFonts w:ascii="Times New Roman" w:hAnsi="Times New Roman" w:cs="Times New Roman" w:eastAsia="Times New Roman"/>
           <w:b w:val="0"/>
-          <w:sz w:val="24"/>
+          <w:sz w:val="28"/>
         </w:rPr>
         <w:t>Department of Electrical and Electronics Engineering</w:t>
       </w:r>
     </w:p>
     <w:p>
       <w:pPr>
-        <w:spacing w:line="276" w:lineRule="auto" w:after="40"/>
+        <w:spacing w:line="276" w:lineRule="auto" w:after="160"/>
         <w:jc w:val="center"/>
       </w:pPr>
       <w:r>
         <w:rPr>
           <w:rFonts w:ascii="Times New Roman" w:hAnsi="Times New Roman" w:cs="Times New Roman" w:eastAsia="Times New Roman"/>
           <w:b w:val="0"/>
-          <w:sz w:val="24"/>
+          <w:sz w:val="28"/>
         </w:rPr>
         <w:t>ELE 224L – Electronic Circuits Laboratory</w:t>
       </w:r>
     </w:p>
     <w:p>
       <w:pPr>
-        <w:spacing w:line="276" w:lineRule="auto" w:after="40"/>
+        <w:spacing w:line="276" w:lineRule="auto" w:after="160"/>
         <w:jc w:val="center"/>
       </w:pPr>
       <w:r>
         <w:rPr>
           <w:rFonts w:ascii="Times New Roman" w:hAnsi="Times New Roman" w:cs="Times New Roman" w:eastAsia="Times New Roman"/>
           <w:b/>
-          <w:sz w:val="26"/>
+          <w:sz w:val="30"/>
         </w:rPr>
         <w:t>Experiment 2 – Preliminary Work: MOSFET Circuits</w:t>
       </w:r>
     </w:p>
+    <w:p/>
+    <w:p/>
+    <w:p/>
+    <w:p/>
     <w:tbl>
       <w:tblPr>
         <w:tblW w:type="auto" w:w="0"/>
@@ -81,13 +127,13 @@
           </w:tcPr>
           <w:p>
             <w:pPr>
-              <w:spacing w:line="276" w:lineRule="auto"/>
+              <w:spacing w:line="360" w:lineRule="auto"/>
             </w:pPr>
             <w:r>
               <w:rPr>
                 <w:rFonts w:ascii="Times New Roman" w:hAnsi="Times New Roman" w:cs="Times New Roman" w:eastAsia="Times New Roman"/>
                 <w:b/>
-                <w:sz w:val="24"/>
+                <w:sz w:val="26"/>
               </w:rPr>
               <w:t>Name Surname</w:t>
             </w:r>
@@ -105,14 +151,15 @@
           </w:tcPr>
           <w:p>
             <w:pPr>
-              <w:spacing w:line="276" w:lineRule="auto"/>
+              <w:spacing w:line="360" w:lineRule="auto"/>
             </w:pPr>
             <w:r>
               <w:rPr>
                 <w:rFonts w:ascii="Times New Roman" w:hAnsi="Times New Roman" w:cs="Times New Roman" w:eastAsia="Times New Roman"/>
                 <w:b w:val="0"/>
-                <w:sz w:val="24"/>
+                <w:sz w:val="26"/>
               </w:rPr>
+              <w:t>Beşir Kerem Üstüntürk</w:t>
             </w:r>
           </w:p>
         </w:tc>
@@ -130,13 +177,13 @@
           </w:tcPr>
           <w:p>
             <w:pPr>
-              <w:spacing w:line="276" w:lineRule="auto"/>
+              <w:spacing w:line="360" w:lineRule="auto"/>
             </w:pPr>
             <w:r>
               <w:rPr>
                 <w:rFonts w:ascii="Times New Roman" w:hAnsi="Times New Roman" w:cs="Times New Roman" w:eastAsia="Times New Roman"/>
                 <w:b/>
-                <w:sz w:val="24"/>
+                <w:sz w:val="26"/>
               </w:rPr>
               <w:t>Student ID</w:t>
             </w:r>
@@ -154,14 +201,15 @@
           </w:tcPr>
           <w:p>
             <w:pPr>
-              <w:spacing w:line="276" w:lineRule="auto"/>
+              <w:spacing w:line="360" w:lineRule="auto"/>
             </w:pPr>
             <w:r>
               <w:rPr>
                 <w:rFonts w:ascii="Times New Roman" w:hAnsi="Times New Roman" w:cs="Times New Roman" w:eastAsia="Times New Roman"/>
                 <w:b w:val="0"/>
-                <w:sz w:val="24"/>
+                <w:sz w:val="26"/>
               </w:rPr>
+              <w:t>251201037</w:t>
             </w:r>
           </w:p>
         </w:tc>
@@ -179,13 +227,13 @@
           </w:tcPr>
           <w:p>
             <w:pPr>
-              <w:spacing w:line="276" w:lineRule="auto"/>
+              <w:spacing w:line="360" w:lineRule="auto"/>
             </w:pPr>
             <w:r>
               <w:rPr>
                 <w:rFonts w:ascii="Times New Roman" w:hAnsi="Times New Roman" w:cs="Times New Roman" w:eastAsia="Times New Roman"/>
                 <w:b/>
-                <w:sz w:val="24"/>
+                <w:sz w:val="26"/>
               </w:rPr>
               <w:t>Date</w:t>
             </w:r>
@@ -203,20 +251,25 @@
           </w:tcPr>
           <w:p>
             <w:pPr>
-              <w:spacing w:line="276" w:lineRule="auto"/>
+              <w:spacing w:line="360" w:lineRule="auto"/>
             </w:pPr>
             <w:r>
               <w:rPr>
                 <w:rFonts w:ascii="Times New Roman" w:hAnsi="Times New Roman" w:cs="Times New Roman" w:eastAsia="Times New Roman"/>
                 <w:b w:val="0"/>
-                <w:sz w:val="24"/>
+                <w:sz w:val="26"/>
               </w:rPr>
+              <w:t>October 11, 2026</w:t>
             </w:r>
           </w:p>
         </w:tc>
       </w:tr>
     </w:tbl>
-    <w:p/>
+    <w:p>
+      <w:r>
+        <w:br w:type="page"/>
+      </w:r>
+    </w:p>
     <w:p>
       <w:pPr>
         <w:keepNext/>
@@ -1309,7 +1362,7 @@
         <w:drawing>
           <wp:inline xmlns:a="http://schemas.openxmlformats.org/drawingml/2006/main" xmlns:pic="http://schemas.openxmlformats.org/drawingml/2006/picture">
             <wp:extent cx="5400000" cy="2896364"/>
-            <wp:docPr id="1" name="Picture 1"/>
+            <wp:docPr id="2" name="Picture 2"/>
             <wp:cNvGraphicFramePr>
               <a:graphicFrameLocks noChangeAspect="1"/>
             </wp:cNvGraphicFramePr>
@@ -1321,7 +1374,7 @@
                     <pic:cNvPicPr/>
                   </pic:nvPicPr>
                   <pic:blipFill>
-                    <a:blip r:embed="rId10"/>
+                    <a:blip r:embed="rId11"/>
                     <a:stretch>
                       <a:fillRect/>
                     </a:stretch>
@@ -1365,7 +1418,7 @@
         <w:drawing>
           <wp:inline xmlns:a="http://schemas.openxmlformats.org/drawingml/2006/main" xmlns:pic="http://schemas.openxmlformats.org/drawingml/2006/picture">
             <wp:extent cx="2700000" cy="1952964"/>
-            <wp:docPr id="2" name="Picture 2"/>
+            <wp:docPr id="3" name="Picture 3"/>
             <wp:cNvGraphicFramePr>
               <a:graphicFrameLocks noChangeAspect="1"/>
             </wp:cNvGraphicFramePr>
@@ -1377,7 +1430,7 @@
                     <pic:cNvPicPr/>
                   </pic:nvPicPr>
                   <pic:blipFill>
-                    <a:blip r:embed="rId11"/>
+                    <a:blip r:embed="rId12"/>
                     <a:stretch>
                       <a:fillRect/>
                     </a:stretch>
@@ -2765,7 +2818,7 @@
         <w:drawing>
           <wp:inline xmlns:a="http://schemas.openxmlformats.org/drawingml/2006/main" xmlns:pic="http://schemas.openxmlformats.org/drawingml/2006/picture">
             <wp:extent cx="5040000" cy="2226977"/>
-            <wp:docPr id="3" name="Picture 3"/>
+            <wp:docPr id="4" name="Picture 4"/>
             <wp:cNvGraphicFramePr>
               <a:graphicFrameLocks noChangeAspect="1"/>
             </wp:cNvGraphicFramePr>
@@ -2777,7 +2830,7 @@
                     <pic:cNvPicPr/>
                   </pic:nvPicPr>
                   <pic:blipFill>
-                    <a:blip r:embed="rId12"/>
+                    <a:blip r:embed="rId13"/>
                     <a:stretch>
                       <a:fillRect/>
                     </a:stretch>
@@ -2876,7 +2929,7 @@
         <w:drawing>
           <wp:inline xmlns:a="http://schemas.openxmlformats.org/drawingml/2006/main" xmlns:pic="http://schemas.openxmlformats.org/drawingml/2006/picture">
             <wp:extent cx="3960000" cy="2562353"/>
-            <wp:docPr id="4" name="Picture 4"/>
+            <wp:docPr id="5" name="Picture 5"/>
             <wp:cNvGraphicFramePr>
               <a:graphicFrameLocks noChangeAspect="1"/>
             </wp:cNvGraphicFramePr>
@@ -2888,7 +2941,7 @@
                     <pic:cNvPicPr/>
                   </pic:nvPicPr>
                   <pic:blipFill>
-                    <a:blip r:embed="rId13"/>
+                    <a:blip r:embed="rId14"/>
                     <a:stretch>
                       <a:fillRect/>
                     </a:stretch>
@@ -3042,7 +3095,7 @@
         <w:drawing>
           <wp:inline xmlns:a="http://schemas.openxmlformats.org/drawingml/2006/main" xmlns:pic="http://schemas.openxmlformats.org/drawingml/2006/picture">
             <wp:extent cx="3960000" cy="2562353"/>
-            <wp:docPr id="5" name="Picture 5"/>
+            <wp:docPr id="6" name="Picture 6"/>
             <wp:cNvGraphicFramePr>
               <a:graphicFrameLocks noChangeAspect="1"/>
             </wp:cNvGraphicFramePr>
@@ -3054,7 +3107,7 @@
                     <pic:cNvPicPr/>
                   </pic:nvPicPr>
                   <pic:blipFill>
-                    <a:blip r:embed="rId14"/>
+                    <a:blip r:embed="rId15"/>
                     <a:stretch>
                       <a:fillRect/>
                     </a:stretch>
@@ -3238,7 +3291,7 @@
         <w:drawing>
           <wp:inline xmlns:a="http://schemas.openxmlformats.org/drawingml/2006/main" xmlns:pic="http://schemas.openxmlformats.org/drawingml/2006/picture">
             <wp:extent cx="5580000" cy="3487500"/>
-            <wp:docPr id="6" name="Picture 6"/>
+            <wp:docPr id="7" name="Picture 7"/>
             <wp:cNvGraphicFramePr>
               <a:graphicFrameLocks noChangeAspect="1"/>
             </wp:cNvGraphicFramePr>
@@ -3250,7 +3303,7 @@
                     <pic:cNvPicPr/>
                   </pic:nvPicPr>
                   <pic:blipFill>
-                    <a:blip r:embed="rId15"/>
+                    <a:blip r:embed="rId16"/>
                     <a:stretch>
                       <a:fillRect/>
                     </a:stretch>
@@ -4005,7 +4058,7 @@
         <w:drawing>
           <wp:inline xmlns:a="http://schemas.openxmlformats.org/drawingml/2006/main" xmlns:pic="http://schemas.openxmlformats.org/drawingml/2006/picture">
             <wp:extent cx="5580000" cy="3487500"/>
-            <wp:docPr id="7" name="Picture 7"/>
+            <wp:docPr id="8" name="Picture 8"/>
             <wp:cNvGraphicFramePr>
               <a:graphicFrameLocks noChangeAspect="1"/>
             </wp:cNvGraphicFramePr>
@@ -4017,7 +4070,7 @@
                     <pic:cNvPicPr/>
                   </pic:nvPicPr>
                   <pic:blipFill>
-                    <a:blip r:embed="rId16"/>
+                    <a:blip r:embed="rId17"/>
                     <a:stretch>
                       <a:fillRect/>
                     </a:stretch>
@@ -11384,7 +11437,7 @@
         <w:drawing>
           <wp:inline xmlns:a="http://schemas.openxmlformats.org/drawingml/2006/main" xmlns:pic="http://schemas.openxmlformats.org/drawingml/2006/picture">
             <wp:extent cx="5580000" cy="2181273"/>
-            <wp:docPr id="8" name="Picture 8"/>
+            <wp:docPr id="9" name="Picture 9"/>
             <wp:cNvGraphicFramePr>
               <a:graphicFrameLocks noChangeAspect="1"/>
             </wp:cNvGraphicFramePr>
@@ -11396,7 +11449,7 @@
                     <pic:cNvPicPr/>
                   </pic:nvPicPr>
                   <pic:blipFill>
-                    <a:blip r:embed="rId17"/>
+                    <a:blip r:embed="rId18"/>
                     <a:stretch>
                       <a:fillRect/>
                     </a:stretch>
@@ -11955,7 +12008,7 @@
         <w:drawing>
           <wp:inline xmlns:a="http://schemas.openxmlformats.org/drawingml/2006/main" xmlns:pic="http://schemas.openxmlformats.org/drawingml/2006/picture">
             <wp:extent cx="5580000" cy="3487500"/>
-            <wp:docPr id="9" name="Picture 9"/>
+            <wp:docPr id="10" name="Picture 10"/>
             <wp:cNvGraphicFramePr>
               <a:graphicFrameLocks noChangeAspect="1"/>
             </wp:cNvGraphicFramePr>
@@ -11967,7 +12020,7 @@
                     <pic:cNvPicPr/>
                   </pic:nvPicPr>
                   <pic:blipFill>
-                    <a:blip r:embed="rId18"/>
+                    <a:blip r:embed="rId19"/>
                     <a:stretch>
                       <a:fillRect/>
                     </a:stretch>
